--- a/Quanta, Actually - SERIES/QED Course/chapters/Lesson 20 Dirac Equation.docx
+++ b/Quanta, Actually - SERIES/QED Course/chapters/Lesson 20 Dirac Equation.docx
@@ -17,7 +17,7 @@
         <w:jc w:val="center"/>
       </w:pPr>
       <w:r>
-        <w:t>Lesson 20 of the Complete Quantum Electrodynamics Course</w:t>
+        <w:t>Lesson 20 of Quantum, Actually, Volume 2: A QED Course</w:t>
       </w:r>
     </w:p>
     <w:p>
@@ -74,7 +74,16 @@
     </w:p>
     <w:p>
       <w:r>
-        <w:t>Lesson 19 did all the hard conceptual work: it showed that a first-order, Lorentz-consistent wave equation for a particle of mass m forces a linear ansatz Ĥ_D=α·p̂+βm, that the coefficients α,β must satisfy a specific anticommutation algebra, and that the smallest matrices satisfying it are 4×4. This lesson collects those results into the Dirac equation itself, exhibits an explicit representation of the matrices, rewrites the equation in the covariant notation that will be used for the rest of the course, and solves it completely for a free particle at rest and in motion.</w:t>
+        <w:t>Lesson 19 did all the hard conceptual work: it showed that a first-order, Lorentz-consistent wave equation for a particle of mass m forces a linear ansatz Ĥ</w:t>
+      </w:r>
+      <w:r>
+        <w:rPr>
+          <w:vertAlign w:val="subscript"/>
+        </w:rPr>
+        <w:t>D</w:t>
+      </w:r>
+      <w:r>
+        <w:t>=α·p̂+βm, that the coefficients α,β must satisfy a specific anticommutation algebra, and that the smallest matrices satisfying it are 4×4. This lesson collects those results into the Dirac equation itself, exhibits an explicit representation of the matrices, rewrites the equation in the covariant notation that will be used for the rest of the course, and solves it completely for a free particle at rest and in motion.</w:t>
       </w:r>
     </w:p>
     <w:p>
@@ -111,7 +120,43 @@
         <w:pStyle w:val="ListBullet"/>
       </w:pPr>
       <w:r>
-        <w:t>Rewrite the equation covariantly using the gamma matrices γ^μ and verify the Clifford algebra {γ^μ,γ^ν}=2g^μν.</w:t>
+        <w:t>Rewrite the equation covariantly using the gamma matrices γ</w:t>
+      </w:r>
+      <w:r>
+        <w:rPr>
+          <w:vertAlign w:val="superscript"/>
+        </w:rPr>
+        <w:t>μ</w:t>
+      </w:r>
+      <w:r>
+        <w:t xml:space="preserve"> and verify the Clifford algebra {γ</w:t>
+      </w:r>
+      <w:r>
+        <w:rPr>
+          <w:vertAlign w:val="superscript"/>
+        </w:rPr>
+        <w:t>μ</w:t>
+      </w:r>
+      <w:r>
+        <w:t>,γ</w:t>
+      </w:r>
+      <w:r>
+        <w:rPr>
+          <w:vertAlign w:val="superscript"/>
+        </w:rPr>
+        <w:t>ν</w:t>
+      </w:r>
+      <w:r>
+        <w:t>}=2g</w:t>
+      </w:r>
+      <w:r>
+        <w:rPr>
+          <w:vertAlign w:val="superscript"/>
+        </w:rPr>
+        <w:t>μν</w:t>
+      </w:r>
+      <w:r>
+        <w:t>.</w:t>
       </w:r>
     </w:p>
     <w:p>
@@ -272,7 +317,16 @@
           </w:tcPr>
           <w:p>
             <w:r>
-              <w:t>γ^μ = (γ⁰,γ¹,γ²,γ³)</w:t>
+              <w:t>γ</w:t>
+            </w:r>
+            <w:r>
+              <w:rPr>
+                <w:vertAlign w:val="superscript"/>
+              </w:rPr>
+              <w:t>μ</w:t>
+            </w:r>
+            <w:r>
+              <w:t xml:space="preserve"> = (γ⁰,γ¹,γ²,γ³)</w:t>
             </w:r>
           </w:p>
         </w:tc>
@@ -346,7 +400,22 @@
           </w:tcPr>
           <w:p>
             <w:r>
-              <w:t>∂̸ = γ^μ∂_μ</w:t>
+              <w:t>∂̸ = γ</w:t>
+            </w:r>
+            <w:r>
+              <w:rPr>
+                <w:vertAlign w:val="superscript"/>
+              </w:rPr>
+              <w:t>μ</w:t>
+            </w:r>
+            <w:r>
+              <w:t>∂</w:t>
+            </w:r>
+            <w:r>
+              <w:rPr>
+                <w:vertAlign w:val="subscript"/>
+              </w:rPr>
+              <w:t>μ</w:t>
             </w:r>
           </w:p>
         </w:tc>
@@ -518,6 +587,112 @@
         </w:tc>
       </w:tr>
     </w:tbl>
+    <w:tbl>
+      <w:tblPr>
+        <w:tblW w:type="auto" w:w="0"/>
+        <w:jc w:val="center"/>
+        <w:tblLayout w:type="fixed"/>
+        <w:tblLook w:firstColumn="1" w:firstRow="1" w:lastColumn="0" w:lastRow="0" w:noHBand="0" w:noVBand="1" w:val="04A0"/>
+        <w:tblBorders>
+          <w:top w:val="single" w:sz="8" w:color="7FA7CF"/>
+          <w:left w:val="single" w:sz="8" w:color="7FA7CF"/>
+          <w:bottom w:val="single" w:sz="8" w:color="7FA7CF"/>
+          <w:right w:val="single" w:sz="8" w:color="7FA7CF"/>
+        </w:tblBorders>
+      </w:tblPr>
+      <w:tblGrid>
+        <w:gridCol w:w="9392"/>
+      </w:tblGrid>
+      <w:tr>
+        <w:tc>
+          <w:tcPr>
+            <w:tcW w:type="dxa" w:w="9392"/>
+            <w:shd w:fill="F3F7FB"/>
+            <w:tcMar>
+              <w:top w:w="140" w:type="dxa"/>
+              <w:start w:w="140" w:type="dxa"/>
+              <w:bottom w:w="140" w:type="dxa"/>
+              <w:end w:w="140" w:type="dxa"/>
+            </w:tcMar>
+          </w:tcPr>
+          <w:p>
+            <w:r>
+              <w:rPr>
+                <w:b/>
+                <w:color w:val="1F4E78"/>
+              </w:rPr>
+              <w:t>First pass: the result before the derivation</w:t>
+            </w:r>
+          </w:p>
+          <w:p>
+            <w:pPr>
+              <w:spacing w:after="60"/>
+            </w:pPr>
+            <w:r>
+              <w:t>Dirac found a first-order relativistic equation, (iγ</w:t>
+            </w:r>
+            <w:r>
+              <w:rPr>
+                <w:vertAlign w:val="superscript"/>
+              </w:rPr>
+              <w:t>μ</w:t>
+            </w:r>
+            <w:r>
+              <w:t>∂</w:t>
+            </w:r>
+            <w:r>
+              <w:rPr>
+                <w:vertAlign w:val="subscript"/>
+              </w:rPr>
+              <w:t>μ</w:t>
+            </w:r>
+            <w:r>
+              <w:t xml:space="preserve"> − m)ψ = 0, whose matrices obey {γ</w:t>
+            </w:r>
+            <w:r>
+              <w:rPr>
+                <w:vertAlign w:val="superscript"/>
+              </w:rPr>
+              <w:t>μ</w:t>
+            </w:r>
+            <w:r>
+              <w:t>, γ</w:t>
+            </w:r>
+            <w:r>
+              <w:rPr>
+                <w:vertAlign w:val="superscript"/>
+              </w:rPr>
+              <w:t>ν</w:t>
+            </w:r>
+            <w:r>
+              <w:t>} = 2g</w:t>
+            </w:r>
+            <w:r>
+              <w:rPr>
+                <w:vertAlign w:val="superscript"/>
+              </w:rPr>
+              <w:t>μν</w:t>
+            </w:r>
+            <w:r>
+              <w:t>. Its solutions have four components, and squaring the equation gives back Klein–Gordon.</w:t>
+            </w:r>
+          </w:p>
+          <w:p>
+            <w:pPr>
+              <w:spacing w:after="60"/>
+            </w:pPr>
+            <w:r>
+              <w:t>Four components means spin up and down for both the electron and its antiparticle; the γ matrices will appear in every electron vertex.</w:t>
+            </w:r>
+          </w:p>
+        </w:tc>
+      </w:tr>
+    </w:tbl>
+    <w:p>
+      <w:pPr>
+        <w:spacing w:after="80"/>
+      </w:pPr>
+    </w:p>
     <w:p>
       <w:pPr>
         <w:pStyle w:val="Heading2"/>
@@ -536,7 +711,16 @@
     </w:p>
     <w:p>
       <w:r>
-        <w:t>Combining the ansatz of Lesson 19, Section 3.1, with the operator correspondence E→i∂_t of Lesson 12,</w:t>
+        <w:t>Combining the ansatz of Lesson 19, Section 3.1, with the operator correspondence E→i∂</w:t>
+      </w:r>
+      <w:r>
+        <w:rPr>
+          <w:vertAlign w:val="subscript"/>
+        </w:rPr>
+        <w:t>t</w:t>
+      </w:r>
+      <w:r>
+        <w:t xml:space="preserve"> of Lesson 12,</w:t>
       </w:r>
     </w:p>
     <w:p>
@@ -636,7 +820,25 @@
     </w:p>
     <w:p>
       <w:r>
-        <w:t>with ψ a four-component column (a Dirac spinor) and α=(αₓ,αᵧ,α_z), β the 4×4 matrices satisfying the algebra {αᵢ,αⱼ}=2δᵢⱼI, {αᵢ,β}=0, β²=I established in Lesson 19, Section 3.2. This is the Dirac equation in Hamiltonian, or Schrödinger-like, form: first order in time, exactly as required, with a Hamiltonian Ĥ_D=α·p̂+βm acting on a four-component object.</w:t>
+        <w:t>with ψ a four-component column (a Dirac spinor) and α=(αₓ,αᵧ,α</w:t>
+      </w:r>
+      <w:r>
+        <w:rPr>
+          <w:vertAlign w:val="subscript"/>
+        </w:rPr>
+        <w:t>z</w:t>
+      </w:r>
+      <w:r>
+        <w:t>), β the 4×4 matrices satisfying the algebra {αᵢ,αⱼ}=2δᵢⱼI, {αᵢ,β}=0, β²=I established in Lesson 19, Section 3.2. This is the Dirac equation in Hamiltonian, or Schrödinger-like, form: first order in time, exactly as required, with a Hamiltonian Ĥ</w:t>
+      </w:r>
+      <w:r>
+        <w:rPr>
+          <w:vertAlign w:val="subscript"/>
+        </w:rPr>
+        <w:t>D</w:t>
+      </w:r>
+      <w:r>
+        <w:t>=α·p̂+βm acting on a four-component object.</w:t>
       </w:r>
     </w:p>
     <w:p>
@@ -649,7 +851,25 @@
     </w:p>
     <w:p>
       <w:r>
-        <w:t>For Ĥ_D to be an acceptable quantum Hamiltonian (Lesson 11, Section 1.2), αᵢ and β must be Hermitian matrices, so that Ĥ_D is Hermitian and generates unitary time evolution as in Lesson 12, Section 5.2. This is an additional physical requirement, not automatically implied by the purely algebraic conditions of Lesson 19, but it is straightforward to satisfy alongside them, as the explicit representation of Section 2 confirms directly.</w:t>
+        <w:t>For Ĥ</w:t>
+      </w:r>
+      <w:r>
+        <w:rPr>
+          <w:vertAlign w:val="subscript"/>
+        </w:rPr>
+        <w:t>D</w:t>
+      </w:r>
+      <w:r>
+        <w:t xml:space="preserve"> to be an acceptable quantum Hamiltonian (Lesson 11, Section 1.2), αᵢ and β must be Hermitian matrices, so that Ĥ</w:t>
+      </w:r>
+      <w:r>
+        <w:rPr>
+          <w:vertAlign w:val="subscript"/>
+        </w:rPr>
+        <w:t>D</w:t>
+      </w:r>
+      <w:r>
+        <w:t xml:space="preserve"> is Hermitian and generates unitary time evolution as in Lesson 12, Section 5.2. This is an additional physical requirement, not automatically implied by the purely algebraic conditions of Lesson 19, but it is straightforward to satisfy alongside them, as the explicit representation of Section 2 confirms directly.</w:t>
       </w:r>
     </w:p>
     <w:p>
@@ -1024,7 +1244,16 @@
     </w:p>
     <w:p>
       <w:r>
-        <w:t>Multiply the Dirac equation i∂_tψ=(α·p̂+βm)ψ on the left by β and use β²=I.</w:t>
+        <w:t>Multiply the Dirac equation i∂</w:t>
+      </w:r>
+      <w:r>
+        <w:rPr>
+          <w:vertAlign w:val="subscript"/>
+        </w:rPr>
+        <w:t>t</w:t>
+      </w:r>
+      <w:r>
+        <w:t>ψ=(α·p̂+βm)ψ on the left by β and use β²=I.</w:t>
       </w:r>
     </w:p>
     <w:p>
@@ -1156,7 +1385,52 @@
     </w:p>
     <w:p>
       <w:r>
-        <w:t>Define γ⁰=β and γⁱ=βαⁱ (i=1,2,3). Then βα·∇ = γⁱ∂ᵢ, and the equation becomes, with γ^μ∂_μ = γ⁰∂_t+γⁱ∂ᵢ (Lesson 4's index convention, ∂_μ=(∂_t,∇)),</w:t>
+        <w:t>Define γ⁰=β and γⁱ=βαⁱ (i=1,2,3). Then βα·∇ = γⁱ∂ᵢ, and the equation becomes, with γ</w:t>
+      </w:r>
+      <w:r>
+        <w:rPr>
+          <w:vertAlign w:val="superscript"/>
+        </w:rPr>
+        <w:t>μ</w:t>
+      </w:r>
+      <w:r>
+        <w:t>∂</w:t>
+      </w:r>
+      <w:r>
+        <w:rPr>
+          <w:vertAlign w:val="subscript"/>
+        </w:rPr>
+        <w:t>μ</w:t>
+      </w:r>
+      <w:r>
+        <w:t xml:space="preserve"> = γ⁰∂</w:t>
+      </w:r>
+      <w:r>
+        <w:rPr>
+          <w:vertAlign w:val="subscript"/>
+        </w:rPr>
+        <w:t>t</w:t>
+      </w:r>
+      <w:r>
+        <w:t>+γⁱ∂ᵢ (Lesson 4's index convention, ∂</w:t>
+      </w:r>
+      <w:r>
+        <w:rPr>
+          <w:vertAlign w:val="subscript"/>
+        </w:rPr>
+        <w:t>μ</w:t>
+      </w:r>
+      <w:r>
+        <w:t>=(∂</w:t>
+      </w:r>
+      <w:r>
+        <w:rPr>
+          <w:vertAlign w:val="subscript"/>
+        </w:rPr>
+        <w:t>t</w:t>
+      </w:r>
+      <w:r>
+        <w:t>,∇)),</w:t>
       </w:r>
     </w:p>
     <w:p>
@@ -1266,7 +1540,25 @@
     </w:p>
     <w:p>
       <w:r>
-        <w:t>using the Feynman slash notation ∂̸=γ^μ∂_μ, a shorthand used constantly from this point in the course onward for any four-vector contracted with the gamma matrices.</w:t>
+        <w:t>using the Feynman slash notation ∂̸=γ</w:t>
+      </w:r>
+      <w:r>
+        <w:rPr>
+          <w:vertAlign w:val="superscript"/>
+        </w:rPr>
+        <w:t>μ</w:t>
+      </w:r>
+      <w:r>
+        <w:t>∂</w:t>
+      </w:r>
+      <w:r>
+        <w:rPr>
+          <w:vertAlign w:val="subscript"/>
+        </w:rPr>
+        <w:t>μ</w:t>
+      </w:r>
+      <w:r>
+        <w:t>, a shorthand used constantly from this point in the course onward for any four-vector contracted with the gamma matrices.</w:t>
       </w:r>
     </w:p>
     <w:p>
@@ -1560,7 +1852,16 @@
     </w:p>
     <w:p>
       <w:r>
-        <w:t>using {αᵢ,β}=0 to move β past αⁱ with a sign flip in the second calculation, and β²=I throughout. Collecting these into a single covariant statement, using the metric g^μν=diag(1,−1,−1,−1) of Lesson 4,</w:t>
+        <w:t>using {αᵢ,β}=0 to move β past αⁱ with a sign flip in the second calculation, and β²=I throughout. Collecting these into a single covariant statement, using the metric g</w:t>
+      </w:r>
+      <w:r>
+        <w:rPr>
+          <w:vertAlign w:val="superscript"/>
+        </w:rPr>
+        <w:t>μν</w:t>
+      </w:r>
+      <w:r>
+        <w:t>=diag(1,−1,−1,−1) of Lesson 4,</w:t>
       </w:r>
     </w:p>
     <w:p>
@@ -1670,7 +1971,43 @@
     </w:p>
     <w:p>
       <w:r>
-        <w:t>Multiply (iγ^μ∂_μ−m)ψ=0 on the left by (iγ^ν∂_ν+m).</w:t>
+        <w:t>Multiply (iγ</w:t>
+      </w:r>
+      <w:r>
+        <w:rPr>
+          <w:vertAlign w:val="superscript"/>
+        </w:rPr>
+        <w:t>μ</w:t>
+      </w:r>
+      <w:r>
+        <w:t>∂</w:t>
+      </w:r>
+      <w:r>
+        <w:rPr>
+          <w:vertAlign w:val="subscript"/>
+        </w:rPr>
+        <w:t>μ</w:t>
+      </w:r>
+      <w:r>
+        <w:t>−m)ψ=0 on the left by (iγ</w:t>
+      </w:r>
+      <w:r>
+        <w:rPr>
+          <w:vertAlign w:val="superscript"/>
+        </w:rPr>
+        <w:t>ν</w:t>
+      </w:r>
+      <w:r>
+        <w:t>∂</w:t>
+      </w:r>
+      <w:r>
+        <w:rPr>
+          <w:vertAlign w:val="subscript"/>
+        </w:rPr>
+        <w:t>ν</w:t>
+      </w:r>
+      <w:r>
+        <w:t>+m).</w:t>
       </w:r>
     </w:p>
     <w:p>
@@ -1841,7 +2178,142 @@
     </w:p>
     <w:p>
       <w:r>
-        <w:t>Since ∂_ν∂_μ is symmetric in ν,μ (partial derivatives commute), only the symmetric part of γ^νγ^μ contributes: γ^νγ^μ∂_ν∂_μ = (1/2){γ^ν,γ^μ}∂_ν∂_μ = g^νμ∂_ν∂_μ = □. So the equation becomes</w:t>
+        <w:t>Since ∂</w:t>
+      </w:r>
+      <w:r>
+        <w:rPr>
+          <w:vertAlign w:val="subscript"/>
+        </w:rPr>
+        <w:t>ν</w:t>
+      </w:r>
+      <w:r>
+        <w:t>∂</w:t>
+      </w:r>
+      <w:r>
+        <w:rPr>
+          <w:vertAlign w:val="subscript"/>
+        </w:rPr>
+        <w:t>μ</w:t>
+      </w:r>
+      <w:r>
+        <w:t xml:space="preserve"> is symmetric in ν,μ (partial derivatives commute), only the symmetric part of γ</w:t>
+      </w:r>
+      <w:r>
+        <w:rPr>
+          <w:vertAlign w:val="superscript"/>
+        </w:rPr>
+        <w:t>ν</w:t>
+      </w:r>
+      <w:r>
+        <w:t>γ</w:t>
+      </w:r>
+      <w:r>
+        <w:rPr>
+          <w:vertAlign w:val="superscript"/>
+        </w:rPr>
+        <w:t>μ</w:t>
+      </w:r>
+      <w:r>
+        <w:t xml:space="preserve"> contributes: γ</w:t>
+      </w:r>
+      <w:r>
+        <w:rPr>
+          <w:vertAlign w:val="superscript"/>
+        </w:rPr>
+        <w:t>ν</w:t>
+      </w:r>
+      <w:r>
+        <w:t>γ</w:t>
+      </w:r>
+      <w:r>
+        <w:rPr>
+          <w:vertAlign w:val="superscript"/>
+        </w:rPr>
+        <w:t>μ</w:t>
+      </w:r>
+      <w:r>
+        <w:t>∂</w:t>
+      </w:r>
+      <w:r>
+        <w:rPr>
+          <w:vertAlign w:val="subscript"/>
+        </w:rPr>
+        <w:t>ν</w:t>
+      </w:r>
+      <w:r>
+        <w:t>∂</w:t>
+      </w:r>
+      <w:r>
+        <w:rPr>
+          <w:vertAlign w:val="subscript"/>
+        </w:rPr>
+        <w:t>μ</w:t>
+      </w:r>
+      <w:r>
+        <w:t xml:space="preserve"> = (1/2){γ</w:t>
+      </w:r>
+      <w:r>
+        <w:rPr>
+          <w:vertAlign w:val="superscript"/>
+        </w:rPr>
+        <w:t>ν</w:t>
+      </w:r>
+      <w:r>
+        <w:t>,γ</w:t>
+      </w:r>
+      <w:r>
+        <w:rPr>
+          <w:vertAlign w:val="superscript"/>
+        </w:rPr>
+        <w:t>μ</w:t>
+      </w:r>
+      <w:r>
+        <w:t>}∂</w:t>
+      </w:r>
+      <w:r>
+        <w:rPr>
+          <w:vertAlign w:val="subscript"/>
+        </w:rPr>
+        <w:t>ν</w:t>
+      </w:r>
+      <w:r>
+        <w:t>∂</w:t>
+      </w:r>
+      <w:r>
+        <w:rPr>
+          <w:vertAlign w:val="subscript"/>
+        </w:rPr>
+        <w:t>μ</w:t>
+      </w:r>
+      <w:r>
+        <w:t xml:space="preserve"> = g</w:t>
+      </w:r>
+      <w:r>
+        <w:rPr>
+          <w:vertAlign w:val="superscript"/>
+        </w:rPr>
+        <w:t>νμ</w:t>
+      </w:r>
+      <w:r>
+        <w:t>∂</w:t>
+      </w:r>
+      <w:r>
+        <w:rPr>
+          <w:vertAlign w:val="subscript"/>
+        </w:rPr>
+        <w:t>ν</w:t>
+      </w:r>
+      <w:r>
+        <w:t>∂</w:t>
+      </w:r>
+      <w:r>
+        <w:rPr>
+          <w:vertAlign w:val="subscript"/>
+        </w:rPr>
+        <w:t>μ</w:t>
+      </w:r>
+      <w:r>
+        <w:t xml:space="preserve"> = □. So the equation becomes</w:t>
       </w:r>
     </w:p>
     <w:p>
@@ -1952,7 +2424,88 @@
     </w:p>
     <w:p>
       <w:r>
-        <w:t>State explicitly why this calculation required the Clifford algebra and nothing more. The entire derivation used only {γ^ν,γ^μ}=2g^νμ (to replace γ^νγ^μ∂_ν∂_μ by its symmetric part) and the fact that ∂_ν∂_μ is symmetric; no explicit matrix representation was needed, illustrating that the physical consequences of the gamma matrices, here their compatibility with relativistic kinematics, follow from the abstract algebra alone, a pattern that recurs throughout Lesson 21's trace calculations.</w:t>
+        <w:t>State explicitly why this calculation required the Clifford algebra and nothing more. The entire derivation used only {γ</w:t>
+      </w:r>
+      <w:r>
+        <w:rPr>
+          <w:vertAlign w:val="superscript"/>
+        </w:rPr>
+        <w:t>ν</w:t>
+      </w:r>
+      <w:r>
+        <w:t>,γ</w:t>
+      </w:r>
+      <w:r>
+        <w:rPr>
+          <w:vertAlign w:val="superscript"/>
+        </w:rPr>
+        <w:t>μ</w:t>
+      </w:r>
+      <w:r>
+        <w:t>}=2g</w:t>
+      </w:r>
+      <w:r>
+        <w:rPr>
+          <w:vertAlign w:val="superscript"/>
+        </w:rPr>
+        <w:t>νμ</w:t>
+      </w:r>
+      <w:r>
+        <w:t xml:space="preserve"> (to replace γ</w:t>
+      </w:r>
+      <w:r>
+        <w:rPr>
+          <w:vertAlign w:val="superscript"/>
+        </w:rPr>
+        <w:t>ν</w:t>
+      </w:r>
+      <w:r>
+        <w:t>γ</w:t>
+      </w:r>
+      <w:r>
+        <w:rPr>
+          <w:vertAlign w:val="superscript"/>
+        </w:rPr>
+        <w:t>μ</w:t>
+      </w:r>
+      <w:r>
+        <w:t>∂</w:t>
+      </w:r>
+      <w:r>
+        <w:rPr>
+          <w:vertAlign w:val="subscript"/>
+        </w:rPr>
+        <w:t>ν</w:t>
+      </w:r>
+      <w:r>
+        <w:t>∂</w:t>
+      </w:r>
+      <w:r>
+        <w:rPr>
+          <w:vertAlign w:val="subscript"/>
+        </w:rPr>
+        <w:t>μ</w:t>
+      </w:r>
+      <w:r>
+        <w:t xml:space="preserve"> by its symmetric part) and the fact that ∂</w:t>
+      </w:r>
+      <w:r>
+        <w:rPr>
+          <w:vertAlign w:val="subscript"/>
+        </w:rPr>
+        <w:t>ν</w:t>
+      </w:r>
+      <w:r>
+        <w:t>∂</w:t>
+      </w:r>
+      <w:r>
+        <w:rPr>
+          <w:vertAlign w:val="subscript"/>
+        </w:rPr>
+        <w:t>μ</w:t>
+      </w:r>
+      <w:r>
+        <w:t xml:space="preserve"> is symmetric; no explicit matrix representation was needed, illustrating that the physical consequences of the gamma matrices, here their compatibility with relativistic kinematics, follow from the abstract algebra alone, a pattern that recurs throughout Lesson 21's trace calculations.</w:t>
       </w:r>
     </w:p>
     <w:p>
@@ -1973,7 +2526,25 @@
     </w:p>
     <w:p>
       <w:r>
-        <w:t>Seek solutions of the form ψ(x) = u e^(−ip·x), with u a constant four-component spinor and p·x=Et−p·x as in Lesson 4. Substituting into the momentum-space (Hamiltonian) form of the equation, i∂_tψ=(α·p̂+βm)ψ becomes</w:t>
+        <w:t>Seek solutions of the form ψ(x) = u e</w:t>
+      </w:r>
+      <w:r>
+        <w:rPr>
+          <w:vertAlign w:val="superscript"/>
+        </w:rPr>
+        <w:t>−ip·x</w:t>
+      </w:r>
+      <w:r>
+        <w:t>, with u a constant four-component spinor and p·x=Et−p·x as in Lesson 4. Substituting into the momentum-space (Hamiltonian) form of the equation, i∂</w:t>
+      </w:r>
+      <w:r>
+        <w:rPr>
+          <w:vertAlign w:val="subscript"/>
+        </w:rPr>
+        <w:t>t</w:t>
+      </w:r>
+      <w:r>
+        <w:t>ψ=(α·p̂+βm)ψ becomes</w:t>
       </w:r>
     </w:p>
     <w:p>
@@ -2039,7 +2610,79 @@
     </w:p>
     <w:p>
       <w:r>
-        <w:t>For p=0, the equation reduces to Eu=βmu = m[[I₂,0],[0,−I₂]]u. Writing u=(u_A,u_B)ᵀ in terms of two two-component blocks, this becomes Eu_A=mu_A and Eu_B=−mu_B: u_A is an eigenvector of the identity (any two-component vector) with eigenvalue E=m, and u_B is likewise arbitrary but with eigenvalue E=−m.</w:t>
+        <w:t>For p=0, the equation reduces to Eu=βmu = m[[I₂,0],[0,−I₂]]u. Writing u=(u</w:t>
+      </w:r>
+      <w:r>
+        <w:rPr>
+          <w:vertAlign w:val="subscript"/>
+        </w:rPr>
+        <w:t>A</w:t>
+      </w:r>
+      <w:r>
+        <w:t>,u</w:t>
+      </w:r>
+      <w:r>
+        <w:rPr>
+          <w:vertAlign w:val="subscript"/>
+        </w:rPr>
+        <w:t>B</w:t>
+      </w:r>
+      <w:r>
+        <w:t>)ᵀ in terms of two two-component blocks, this becomes Eu</w:t>
+      </w:r>
+      <w:r>
+        <w:rPr>
+          <w:vertAlign w:val="subscript"/>
+        </w:rPr>
+        <w:t>A</w:t>
+      </w:r>
+      <w:r>
+        <w:t>=mu</w:t>
+      </w:r>
+      <w:r>
+        <w:rPr>
+          <w:vertAlign w:val="subscript"/>
+        </w:rPr>
+        <w:t>A</w:t>
+      </w:r>
+      <w:r>
+        <w:t xml:space="preserve"> and Eu</w:t>
+      </w:r>
+      <w:r>
+        <w:rPr>
+          <w:vertAlign w:val="subscript"/>
+        </w:rPr>
+        <w:t>B</w:t>
+      </w:r>
+      <w:r>
+        <w:t>=−mu</w:t>
+      </w:r>
+      <w:r>
+        <w:rPr>
+          <w:vertAlign w:val="subscript"/>
+        </w:rPr>
+        <w:t>B</w:t>
+      </w:r>
+      <w:r>
+        <w:t>: u</w:t>
+      </w:r>
+      <w:r>
+        <w:rPr>
+          <w:vertAlign w:val="subscript"/>
+        </w:rPr>
+        <w:t>A</w:t>
+      </w:r>
+      <w:r>
+        <w:t xml:space="preserve"> is an eigenvector of the identity (any two-component vector) with eigenvalue E=m, and u</w:t>
+      </w:r>
+      <w:r>
+        <w:rPr>
+          <w:vertAlign w:val="subscript"/>
+        </w:rPr>
+        <w:t>B</w:t>
+      </w:r>
+      <w:r>
+        <w:t xml:space="preserve"> is likewise arbitrary but with eigenvalue E=−m.</w:t>
       </w:r>
     </w:p>
     <w:p>
@@ -2216,7 +2859,25 @@
     </w:p>
     <w:p>
       <w:r>
-        <w:t>For general p, write the matrix equation Eu=(α·p+βm)u in 2×2 blocks using αᵢ=[[0,σᵢ],[σᵢ,0]] and β=[[I₂,0],[0,−I₂]], with u=(u_A,u_B)ᵀ.</w:t>
+        <w:t>For general p, write the matrix equation Eu=(α·p+βm)u in 2×2 blocks using αᵢ=[[0,σᵢ],[σᵢ,0]] and β=[[I₂,0],[0,−I₂]], with u=(u</w:t>
+      </w:r>
+      <w:r>
+        <w:rPr>
+          <w:vertAlign w:val="subscript"/>
+        </w:rPr>
+        <w:t>A</w:t>
+      </w:r>
+      <w:r>
+        <w:t>,u</w:t>
+      </w:r>
+      <w:r>
+        <w:rPr>
+          <w:vertAlign w:val="subscript"/>
+        </w:rPr>
+        <w:t>B</w:t>
+      </w:r>
+      <w:r>
+        <w:t>)ᵀ.</w:t>
       </w:r>
     </w:p>
     <w:p>
@@ -2376,7 +3037,25 @@
     </w:p>
     <w:p>
       <w:r>
-        <w:t>Solving the second equation for u_B in terms of u_A (valid whenever E≠−m, the generic case for the positive-energy branch),</w:t>
+        <w:t>Solving the second equation for u</w:t>
+      </w:r>
+      <w:r>
+        <w:rPr>
+          <w:vertAlign w:val="subscript"/>
+        </w:rPr>
+        <w:t>B</w:t>
+      </w:r>
+      <w:r>
+        <w:t xml:space="preserve"> in terms of u</w:t>
+      </w:r>
+      <w:r>
+        <w:rPr>
+          <w:vertAlign w:val="subscript"/>
+        </w:rPr>
+        <w:t>A</w:t>
+      </w:r>
+      <w:r>
+        <w:t xml:space="preserve"> (valid whenever E≠−m, the generic case for the positive-energy branch),</w:t>
       </w:r>
     </w:p>
     <w:p>
@@ -2461,7 +3140,25 @@
     </w:p>
     <w:p>
       <w:r>
-        <w:t>Choosing u_A=χ, an arbitrary normalized two-component spinor as in Lesson 15, and E=+E_p=+√(|p|²+m²) (the positive branch), the full positive-energy plane-wave spinor is</w:t>
+        <w:t>Choosing u</w:t>
+      </w:r>
+      <w:r>
+        <w:rPr>
+          <w:vertAlign w:val="subscript"/>
+        </w:rPr>
+        <w:t>A</w:t>
+      </w:r>
+      <w:r>
+        <w:t>=χ, an arbitrary normalized two-component spinor as in Lesson 15, and E=+E</w:t>
+      </w:r>
+      <w:r>
+        <w:rPr>
+          <w:vertAlign w:val="subscript"/>
+        </w:rPr>
+        <w:t>p</w:t>
+      </w:r>
+      <w:r>
+        <w:t>=+√(|p|²+m²) (the positive branch), the full positive-energy plane-wave spinor is</w:t>
       </w:r>
     </w:p>
     <w:p>
@@ -2552,7 +3249,43 @@
     </w:p>
     <w:p>
       <w:r>
-        <w:t>with N a normalization constant fixed by convention (Exercise 6 works out one common choice). Substituting back into the first block equation and using (σ·p)² = |p|²I (an immediate consequence of the Pauli identity of Lesson 1, Section 8, since (σ·p)²=Σᵢⱼpᵢpⱼσᵢσⱼ=Σᵢpᵢ²I by the antisymmetric part of the identity vanishing under the symmetric sum, exactly as verified in Lesson 15, Exercise 12) confirms E_p(E_p+m)=|p|²+m(E_p+m), which rearranges to E_p²=|p|²+m², the correct dispersion relation, verifying self-consistency of the ansatz.</w:t>
+        <w:t>with N a normalization constant fixed by convention (Exercise 6 works out one common choice). Substituting back into the first block equation and using (σ·p)² = |p|²I (an immediate consequence of the Pauli identity of Lesson 1, Section 8, since (σ·p)²=Σᵢⱼpᵢpⱼσᵢσⱼ=Σᵢpᵢ²I by the antisymmetric part of the identity vanishing under the symmetric sum, exactly as verified in Lesson 15, Exercise 12) confirms E</w:t>
+      </w:r>
+      <w:r>
+        <w:rPr>
+          <w:vertAlign w:val="subscript"/>
+        </w:rPr>
+        <w:t>p</w:t>
+      </w:r>
+      <w:r>
+        <w:t>(E</w:t>
+      </w:r>
+      <w:r>
+        <w:rPr>
+          <w:vertAlign w:val="subscript"/>
+        </w:rPr>
+        <w:t>p</w:t>
+      </w:r>
+      <w:r>
+        <w:t>+m)=|p|²+m(E</w:t>
+      </w:r>
+      <w:r>
+        <w:rPr>
+          <w:vertAlign w:val="subscript"/>
+        </w:rPr>
+        <w:t>p</w:t>
+      </w:r>
+      <w:r>
+        <w:t>+m), which rearranges to E</w:t>
+      </w:r>
+      <w:r>
+        <w:rPr>
+          <w:vertAlign w:val="subscript"/>
+        </w:rPr>
+        <w:t>p</w:t>
+      </w:r>
+      <w:r>
+        <w:t>²=|p|²+m², the correct dispersion relation, verifying self-consistency of the ansatz.</w:t>
       </w:r>
     </w:p>
     <w:p>
@@ -2565,7 +3298,34 @@
     </w:p>
     <w:p>
       <w:r>
-        <w:t>Similarly, choosing u_B=χ and E=−E_p (the negative branch), solving the first block equation for u_A gives</w:t>
+        <w:t>Similarly, choosing u</w:t>
+      </w:r>
+      <w:r>
+        <w:rPr>
+          <w:vertAlign w:val="subscript"/>
+        </w:rPr>
+        <w:t>B</w:t>
+      </w:r>
+      <w:r>
+        <w:t>=χ and E=−E</w:t>
+      </w:r>
+      <w:r>
+        <w:rPr>
+          <w:vertAlign w:val="subscript"/>
+        </w:rPr>
+        <w:t>p</w:t>
+      </w:r>
+      <w:r>
+        <w:t xml:space="preserve"> (the negative branch), solving the first block equation for u</w:t>
+      </w:r>
+      <w:r>
+        <w:rPr>
+          <w:vertAlign w:val="subscript"/>
+        </w:rPr>
+        <w:t>A</w:t>
+      </w:r>
+      <w:r>
+        <w:t xml:space="preserve"> gives</w:t>
       </w:r>
     </w:p>
     <w:p>
@@ -2670,7 +3430,25 @@
     </w:p>
     <w:p>
       <w:r>
-        <w:t>Verify the p=0 limit of u(p) reproduces the rest-frame solution of Section 5.2. As p→0, the lower block (σ·p)/(E_p+m)χ → 0 (since the numerator vanishes while the denominator approaches 2m, finite), leaving u(0)=N(χ,0)ᵀ, exactly the E=+m rest-frame solution of Section 5.2 with u_A=χ, confirming the moving-particle formula correctly limits to the previously found rest solution.</w:t>
+        <w:t>Verify the p=0 limit of u(p) reproduces the rest-frame solution of Section 5.2. As p→0, the lower block (σ·p)/(E</w:t>
+      </w:r>
+      <w:r>
+        <w:rPr>
+          <w:vertAlign w:val="subscript"/>
+        </w:rPr>
+        <w:t>p</w:t>
+      </w:r>
+      <w:r>
+        <w:t>+m)χ → 0 (since the numerator vanishes while the denominator approaches 2m, finite), leaving u(0)=N(χ,0)ᵀ, exactly the E=+m rest-frame solution of Section 5.2 with u</w:t>
+      </w:r>
+      <w:r>
+        <w:rPr>
+          <w:vertAlign w:val="subscript"/>
+        </w:rPr>
+        <w:t>A</w:t>
+      </w:r>
+      <w:r>
+        <w:t>=χ, confirming the moving-particle formula correctly limits to the previously found rest solution.</w:t>
       </w:r>
     </w:p>
     <w:p>
@@ -2691,7 +3469,16 @@
     </w:p>
     <w:p>
       <w:r>
-        <w:t>A convenient and, for later purposes (Lesson 46), standard normalization is ūu=2m, where ū=u†γ⁰ (the Dirac adjoint, whose full motivation and covariance properties are developed in Lesson 22). With this choice, direct computation using the explicit spinor of Section 6.2 (Exercise 7) gives N=√(E_p+m), and the resulting spinor satisfies</w:t>
+        <w:t>A convenient and, for later purposes (Lesson 46), standard normalization is ūu=2m, where ū=u†γ⁰ (the Dirac adjoint, whose full motivation and covariance properties are developed in Lesson 22). With this choice, direct computation using the explicit spinor of Section 6.2 (Exercise 7) gives N=√(E</w:t>
+      </w:r>
+      <w:r>
+        <w:rPr>
+          <w:vertAlign w:val="subscript"/>
+        </w:rPr>
+        <w:t>p</w:t>
+      </w:r>
+      <w:r>
+        <w:t>+m), and the resulting spinor satisfies</w:t>
       </w:r>
     </w:p>
     <w:p>
@@ -2743,7 +3530,16 @@
     </w:p>
     <w:p>
       <w:r>
-        <w:t>matching the covariant normalization anticipated in Lesson 18, Exercise 16, for the scalar field case, and confirming that the same 2E_p factor, tied to the Lorentz-noninvariance of the naive three-momentum measure, appears again here for spin-1/2.</w:t>
+        <w:t>matching the covariant normalization anticipated in Lesson 18, Exercise 16, for the scalar field case, and confirming that the same 2E</w:t>
+      </w:r>
+      <w:r>
+        <w:rPr>
+          <w:vertAlign w:val="subscript"/>
+        </w:rPr>
+        <w:t>p</w:t>
+      </w:r>
+      <w:r>
+        <w:t xml:space="preserve"> factor, tied to the Lorentz-noninvariance of the naive three-momentum measure, appears again here for spin-1/2.</w:t>
       </w:r>
     </w:p>
     <w:p>
@@ -2757,7 +3553,124 @@
     </w:p>
     <w:p>
       <w:r>
-        <w:t>Compute u†(p)u(p) explicitly in terms of χ, assuming χ†χ=1. u†u = N²[χ†χ + χ†(σ·p)²/(E_p+m)² χ] = N²[1+|p|²/(E_p+m)²] (using (σ·p)²=|p|²I from Section 6.2 and χ†χ=1). Using |p|²=E_p²−m²=(E_p−m)(E_p+m), the bracket becomes 1+(E_p−m)/(E_p+m) = 2E_p/(E_p+m), so u†u=2N²E_p/(E_p+m); setting N²=E_p+m gives u†u=2E_p, confirming the normalization claimed in Section 7.1.</w:t>
+        <w:t>Compute u†(p)u(p) explicitly in terms of χ, assuming χ†χ=1. u†u = N²[χ†χ + χ†(σ·p)²/(E</w:t>
+      </w:r>
+      <w:r>
+        <w:rPr>
+          <w:vertAlign w:val="subscript"/>
+        </w:rPr>
+        <w:t>p</w:t>
+      </w:r>
+      <w:r>
+        <w:t>+m)² χ] = N²[1+|p|²/(E</w:t>
+      </w:r>
+      <w:r>
+        <w:rPr>
+          <w:vertAlign w:val="subscript"/>
+        </w:rPr>
+        <w:t>p</w:t>
+      </w:r>
+      <w:r>
+        <w:t>+m)²] (using (σ·p)²=|p|²I from Section 6.2 and χ†χ=1). Using |p|²=E</w:t>
+      </w:r>
+      <w:r>
+        <w:rPr>
+          <w:vertAlign w:val="subscript"/>
+        </w:rPr>
+        <w:t>p</w:t>
+      </w:r>
+      <w:r>
+        <w:t>²−m²=(E</w:t>
+      </w:r>
+      <w:r>
+        <w:rPr>
+          <w:vertAlign w:val="subscript"/>
+        </w:rPr>
+        <w:t>p</w:t>
+      </w:r>
+      <w:r>
+        <w:t>−m)(E</w:t>
+      </w:r>
+      <w:r>
+        <w:rPr>
+          <w:vertAlign w:val="subscript"/>
+        </w:rPr>
+        <w:t>p</w:t>
+      </w:r>
+      <w:r>
+        <w:t>+m), the bracket becomes 1+(E</w:t>
+      </w:r>
+      <w:r>
+        <w:rPr>
+          <w:vertAlign w:val="subscript"/>
+        </w:rPr>
+        <w:t>p</w:t>
+      </w:r>
+      <w:r>
+        <w:t>−m)/(E</w:t>
+      </w:r>
+      <w:r>
+        <w:rPr>
+          <w:vertAlign w:val="subscript"/>
+        </w:rPr>
+        <w:t>p</w:t>
+      </w:r>
+      <w:r>
+        <w:t>+m) = 2E</w:t>
+      </w:r>
+      <w:r>
+        <w:rPr>
+          <w:vertAlign w:val="subscript"/>
+        </w:rPr>
+        <w:t>p</w:t>
+      </w:r>
+      <w:r>
+        <w:t>/(E</w:t>
+      </w:r>
+      <w:r>
+        <w:rPr>
+          <w:vertAlign w:val="subscript"/>
+        </w:rPr>
+        <w:t>p</w:t>
+      </w:r>
+      <w:r>
+        <w:t>+m), so u†u=2N²E</w:t>
+      </w:r>
+      <w:r>
+        <w:rPr>
+          <w:vertAlign w:val="subscript"/>
+        </w:rPr>
+        <w:t>p</w:t>
+      </w:r>
+      <w:r>
+        <w:t>/(E</w:t>
+      </w:r>
+      <w:r>
+        <w:rPr>
+          <w:vertAlign w:val="subscript"/>
+        </w:rPr>
+        <w:t>p</w:t>
+      </w:r>
+      <w:r>
+        <w:t>+m); setting N²=E</w:t>
+      </w:r>
+      <w:r>
+        <w:rPr>
+          <w:vertAlign w:val="subscript"/>
+        </w:rPr>
+        <w:t>p</w:t>
+      </w:r>
+      <w:r>
+        <w:t>+m gives u†u=2E</w:t>
+      </w:r>
+      <w:r>
+        <w:rPr>
+          <w:vertAlign w:val="subscript"/>
+        </w:rPr>
+        <w:t>p</w:t>
+      </w:r>
+      <w:r>
+        <w:t>, confirming the normalization claimed in Section 7.1.</w:t>
       </w:r>
     </w:p>
     <w:p>
@@ -2805,7 +3718,52 @@
     </w:p>
     <w:p>
       <w:r>
-        <w:t>Preview, without derivation, the resolution of the current question. Lesson 24 will show that j^μ=ψ̄γ^μψ (with ψ̄=ψ†γ⁰, the Dirac adjoint introduced in Section 7.1) satisfies ∂_μj^μ=0 whenever ψ solves the Dirac equation, and that j^0=ψ̄γ⁰ψ=ψ†ψ=Σᵢ|ψᵢ|², manifestly a sum of squared magnitudes and therefore positive definite for any nonzero ψ, resolving the difficulty that motivated the entire search beginning in Lesson 19.</w:t>
+        <w:t>Preview, without derivation, the resolution of the current question. Lesson 24 will show that j</w:t>
+      </w:r>
+      <w:r>
+        <w:rPr>
+          <w:vertAlign w:val="superscript"/>
+        </w:rPr>
+        <w:t>μ</w:t>
+      </w:r>
+      <w:r>
+        <w:t>=ψ̄γ</w:t>
+      </w:r>
+      <w:r>
+        <w:rPr>
+          <w:vertAlign w:val="superscript"/>
+        </w:rPr>
+        <w:t>μ</w:t>
+      </w:r>
+      <w:r>
+        <w:t>ψ (with ψ̄=ψ†γ⁰, the Dirac adjoint introduced in Section 7.1) satisfies ∂</w:t>
+      </w:r>
+      <w:r>
+        <w:rPr>
+          <w:vertAlign w:val="subscript"/>
+        </w:rPr>
+        <w:t>μ</w:t>
+      </w:r>
+      <w:r>
+        <w:t>j</w:t>
+      </w:r>
+      <w:r>
+        <w:rPr>
+          <w:vertAlign w:val="superscript"/>
+        </w:rPr>
+        <w:t>μ</w:t>
+      </w:r>
+      <w:r>
+        <w:t>=0 whenever ψ solves the Dirac equation, and that j</w:t>
+      </w:r>
+      <w:r>
+        <w:rPr>
+          <w:vertAlign w:val="superscript"/>
+        </w:rPr>
+        <w:t>0</w:t>
+      </w:r>
+      <w:r>
+        <w:t>=ψ̄γ⁰ψ=ψ†ψ=Σᵢ|ψᵢ|², manifestly a sum of squared magnitudes and therefore positive definite for any nonzero ψ, resolving the difficulty that motivated the entire search beginning in Lesson 19.</w:t>
       </w:r>
     </w:p>
     <w:p>
@@ -2889,7 +3847,16 @@
           </w:tcPr>
           <w:p>
             <w:r>
-              <w:t>Ĥ_D = α·p̂+βm, four-component ψ</w:t>
+              <w:t>Ĥ</w:t>
+            </w:r>
+            <w:r>
+              <w:rPr>
+                <w:vertAlign w:val="subscript"/>
+              </w:rPr>
+              <w:t>D</w:t>
+            </w:r>
+            <w:r>
+              <w:t xml:space="preserve"> = α·p̂+βm, four-component ψ</w:t>
             </w:r>
           </w:p>
         </w:tc>
@@ -2926,7 +3893,40 @@
           </w:tcPr>
           <w:p>
             <w:r>
-              <w:t>γ^μ and the Clifford algebra {γ^μ,γ^ν}=2g^μν</w:t>
+              <w:t>γ</w:t>
+            </w:r>
+            <w:r>
+              <w:rPr>
+                <w:vertAlign w:val="superscript"/>
+              </w:rPr>
+              <w:t>μ</w:t>
+            </w:r>
+            <w:r>
+              <w:t xml:space="preserve"> and the Clifford algebra {γ</w:t>
+            </w:r>
+            <w:r>
+              <w:rPr>
+                <w:vertAlign w:val="superscript"/>
+              </w:rPr>
+              <w:t>μ</w:t>
+            </w:r>
+            <w:r>
+              <w:t>,γ</w:t>
+            </w:r>
+            <w:r>
+              <w:rPr>
+                <w:vertAlign w:val="superscript"/>
+              </w:rPr>
+              <w:t>ν</w:t>
+            </w:r>
+            <w:r>
+              <w:t>}=2g</w:t>
+            </w:r>
+            <w:r>
+              <w:rPr>
+                <w:vertAlign w:val="superscript"/>
+              </w:rPr>
+              <w:t>μν</w:t>
             </w:r>
           </w:p>
         </w:tc>
@@ -2963,7 +3963,25 @@
           </w:tcPr>
           <w:p>
             <w:r>
-              <w:t>(iγ^μ∂_μ−m)ψ=0, or (i∂̸−m)ψ=0</w:t>
+              <w:t>(iγ</w:t>
+            </w:r>
+            <w:r>
+              <w:rPr>
+                <w:vertAlign w:val="superscript"/>
+              </w:rPr>
+              <w:t>μ</w:t>
+            </w:r>
+            <w:r>
+              <w:t>∂</w:t>
+            </w:r>
+            <w:r>
+              <w:rPr>
+                <w:vertAlign w:val="subscript"/>
+              </w:rPr>
+              <w:t>μ</w:t>
+            </w:r>
+            <w:r>
+              <w:t>−m)ψ=0, or (i∂̸−m)ψ=0</w:t>
             </w:r>
           </w:p>
         </w:tc>
@@ -2980,7 +3998,25 @@
           </w:tcPr>
           <w:p>
             <w:r>
-              <w:t>The kinetic term of the QED Lagrangian, ψ̄(iγ^μ∂_μ−m)ψ (Lesson 42)</w:t>
+              <w:t>The kinetic term of the QED Lagrangian, ψ̄(iγ</w:t>
+            </w:r>
+            <w:r>
+              <w:rPr>
+                <w:vertAlign w:val="superscript"/>
+              </w:rPr>
+              <w:t>μ</w:t>
+            </w:r>
+            <w:r>
+              <w:t>∂</w:t>
+            </w:r>
+            <w:r>
+              <w:rPr>
+                <w:vertAlign w:val="subscript"/>
+              </w:rPr>
+              <w:t>μ</w:t>
+            </w:r>
+            <w:r>
+              <w:t>−m)ψ (Lesson 42)</w:t>
             </w:r>
           </w:p>
         </w:tc>
@@ -3111,7 +4147,13 @@
           </w:tcPr>
           <w:p>
             <w:r>
-              <w:t>Covariant normalization u†(p)u(p)=2E_p</w:t>
+              <w:t>Covariant normalization u†(p)u(p)=2E</w:t>
+            </w:r>
+            <w:r>
+              <w:rPr>
+                <w:vertAlign w:val="subscript"/>
+              </w:rPr>
+              <w:t>p</w:t>
             </w:r>
           </w:p>
         </w:tc>
@@ -3156,7 +4198,16 @@
         </w:numPr>
       </w:pPr>
       <w:r>
-        <w:t>The Dirac equation, i∂_tψ=(α·p̂+βm)ψ, is first order in time, uses the 4×4 matrices of Lesson 19, and acts on a four-component spinor ψ.</w:t>
+        <w:t>The Dirac equation, i∂</w:t>
+      </w:r>
+      <w:r>
+        <w:rPr>
+          <w:vertAlign w:val="subscript"/>
+        </w:rPr>
+        <w:t>t</w:t>
+      </w:r>
+      <w:r>
+        <w:t>ψ=(α·p̂+βm)ψ, is first order in time, uses the 4×4 matrices of Lesson 19, and acts on a four-component spinor ψ.</w:t>
       </w:r>
     </w:p>
     <w:p>
@@ -3180,7 +4231,52 @@
         </w:numPr>
       </w:pPr>
       <w:r>
-        <w:t>Defining γ⁰=β and γⁱ=βαⁱ gives the covariant form (iγ^μ∂_μ−m)ψ=0, with the gamma matrices satisfying the Clifford algebra {γ^μ,γ^ν}=2g^μν.</w:t>
+        <w:t>Defining γ⁰=β and γⁱ=βαⁱ gives the covariant form (iγ</w:t>
+      </w:r>
+      <w:r>
+        <w:rPr>
+          <w:vertAlign w:val="superscript"/>
+        </w:rPr>
+        <w:t>μ</w:t>
+      </w:r>
+      <w:r>
+        <w:t>∂</w:t>
+      </w:r>
+      <w:r>
+        <w:rPr>
+          <w:vertAlign w:val="subscript"/>
+        </w:rPr>
+        <w:t>μ</w:t>
+      </w:r>
+      <w:r>
+        <w:t>−m)ψ=0, with the gamma matrices satisfying the Clifford algebra {γ</w:t>
+      </w:r>
+      <w:r>
+        <w:rPr>
+          <w:vertAlign w:val="superscript"/>
+        </w:rPr>
+        <w:t>μ</w:t>
+      </w:r>
+      <w:r>
+        <w:t>,γ</w:t>
+      </w:r>
+      <w:r>
+        <w:rPr>
+          <w:vertAlign w:val="superscript"/>
+        </w:rPr>
+        <w:t>ν</w:t>
+      </w:r>
+      <w:r>
+        <w:t>}=2g</w:t>
+      </w:r>
+      <w:r>
+        <w:rPr>
+          <w:vertAlign w:val="superscript"/>
+        </w:rPr>
+        <w:t>μν</w:t>
+      </w:r>
+      <w:r>
+        <w:t>.</w:t>
       </w:r>
     </w:p>
     <w:p>
@@ -3228,7 +4324,16 @@
         </w:numPr>
       </w:pPr>
       <w:r>
-        <w:t>A standard covariant normalization gives u†(p)u(p)=2E_p, matching the relativistic normalization convention introduced for the scalar field in Lesson 18.</w:t>
+        <w:t>A standard covariant normalization gives u†(p)u(p)=2E</w:t>
+      </w:r>
+      <w:r>
+        <w:rPr>
+          <w:vertAlign w:val="subscript"/>
+        </w:rPr>
+        <w:t>p</w:t>
+      </w:r>
+      <w:r>
+        <w:t>, matching the relativistic normalization convention introduced for the scalar field in Lesson 18.</w:t>
       </w:r>
     </w:p>
     <w:p>
@@ -3341,7 +4446,13 @@
           </w:tcPr>
           <w:p>
             <w:r>
-              <w:t>Verify {αₓ,αᵧ}=0 in the Dirac representation by explicit 2×2 block matrix multiplication.</w:t>
+              <w:rPr>
+                <w:b/>
+              </w:rPr>
+              <w:t>Core.</w:t>
+            </w:r>
+            <w:r>
+              <w:t xml:space="preserve"> Verify {αₓ,αᵧ}=0 in the Dirac representation by explicit 2×2 block matrix multiplication.</w:t>
             </w:r>
           </w:p>
         </w:tc>
@@ -3379,7 +4490,13 @@
           </w:tcPr>
           <w:p>
             <w:r>
-              <w:t>Verify {αᵧ,β}=0 in the Dirac representation, following the method of Worked example 1.</w:t>
+              <w:rPr>
+                <w:b/>
+              </w:rPr>
+              <w:t>Core.</w:t>
+            </w:r>
+            <w:r>
+              <w:t xml:space="preserve"> Verify {αᵧ,β}=0 in the Dirac representation, following the method of Worked example 1.</w:t>
             </w:r>
           </w:p>
         </w:tc>
@@ -3415,7 +4532,13 @@
           </w:tcPr>
           <w:p>
             <w:r>
-              <w:t>Write out γ² and γ³ in the Dirac representation explicitly, using γⁱ=βαⁱ.</w:t>
+              <w:rPr>
+                <w:b/>
+              </w:rPr>
+              <w:t>Core.</w:t>
+            </w:r>
+            <w:r>
+              <w:t xml:space="preserve"> Write out γ² and γ³ in the Dirac representation explicitly, using γⁱ=βαⁱ.</w:t>
             </w:r>
           </w:p>
         </w:tc>
@@ -3453,7 +4576,13 @@
           </w:tcPr>
           <w:p>
             <w:r>
-              <w:t>Verify {γ⁰,γ²}=0 directly using the explicit block forms of γ⁰ and γ² from Exercise 3.</w:t>
+              <w:rPr>
+                <w:b/>
+              </w:rPr>
+              <w:t>Core.</w:t>
+            </w:r>
+            <w:r>
+              <w:t xml:space="preserve"> Verify {γ⁰,γ²}=0 directly using the explicit block forms of γ⁰ and γ² from Exercise 3.</w:t>
             </w:r>
           </w:p>
         </w:tc>
@@ -3489,7 +4618,40 @@
           </w:tcPr>
           <w:p>
             <w:r>
-              <w:t>Show, using only the abstract algebra {γ^μ,γ^ν}=2g^μν (not any explicit representation), that (γ⁰)²=I and (γⁱ)²=−I for i=1,2,3.</w:t>
+              <w:rPr>
+                <w:b/>
+              </w:rPr>
+              <w:t>Core.</w:t>
+            </w:r>
+            <w:r>
+              <w:t xml:space="preserve"> Show, using only the abstract algebra {γ</w:t>
+            </w:r>
+            <w:r>
+              <w:rPr>
+                <w:vertAlign w:val="superscript"/>
+              </w:rPr>
+              <w:t>μ</w:t>
+            </w:r>
+            <w:r>
+              <w:t>,γ</w:t>
+            </w:r>
+            <w:r>
+              <w:rPr>
+                <w:vertAlign w:val="superscript"/>
+              </w:rPr>
+              <w:t>ν</w:t>
+            </w:r>
+            <w:r>
+              <w:t>}=2g</w:t>
+            </w:r>
+            <w:r>
+              <w:rPr>
+                <w:vertAlign w:val="superscript"/>
+              </w:rPr>
+              <w:t>μν</w:t>
+            </w:r>
+            <w:r>
+              <w:t xml:space="preserve"> (not any explicit representation), that (γ⁰)²=I and (γⁱ)²=−I for i=1,2,3.</w:t>
             </w:r>
           </w:p>
         </w:tc>
@@ -3527,7 +4689,13 @@
           </w:tcPr>
           <w:p>
             <w:r>
-              <w:t>For the rest-frame solutions of Section 5.2, write all four independent spinors u₁,…,u₄ explicitly as four-component column vectors, choosing χ=(1,0)ᵀ or (0,1)ᵀ in each branch.</w:t>
+              <w:rPr>
+                <w:b/>
+              </w:rPr>
+              <w:t>Core.</w:t>
+            </w:r>
+            <w:r>
+              <w:t xml:space="preserve"> For the rest-frame solutions of Section 5.2, write all four independent spinors u₁,…,u₄ explicitly as four-component column vectors, choosing χ=(1,0)ᵀ or (0,1)ᵀ in each branch.</w:t>
             </w:r>
           </w:p>
         </w:tc>
@@ -3563,7 +4731,31 @@
           </w:tcPr>
           <w:p>
             <w:r>
-              <w:t>Using u(p)=N(χ,(σ·p)/(E_p+m)χ)ᵀ, verify the calculation of Worked example 6 leading to N=√(E_p+m), filling in the intermediate algebra.</w:t>
+              <w:rPr>
+                <w:b/>
+              </w:rPr>
+              <w:t>Extension.</w:t>
+            </w:r>
+            <w:r>
+              <w:t xml:space="preserve"> Using u(p)=N(χ,(σ·p)/(E</w:t>
+            </w:r>
+            <w:r>
+              <w:rPr>
+                <w:vertAlign w:val="subscript"/>
+              </w:rPr>
+              <w:t>p</w:t>
+            </w:r>
+            <w:r>
+              <w:t>+m)χ)ᵀ, verify the calculation of Worked example 6 leading to N=√(E</w:t>
+            </w:r>
+            <w:r>
+              <w:rPr>
+                <w:vertAlign w:val="subscript"/>
+              </w:rPr>
+              <w:t>p</w:t>
+            </w:r>
+            <w:r>
+              <w:t>+m), filling in the intermediate algebra.</w:t>
             </w:r>
           </w:p>
         </w:tc>
@@ -3601,7 +4793,58 @@
           </w:tcPr>
           <w:p>
             <w:r>
-              <w:t>For p along the z axis, p=(0,0,p_z), compute σ·p=p_zσ_z explicitly, and write out u(p) for χ=(1,0)ᵀ as an explicit four-component column vector in terms of p_z, E_p, and m.</w:t>
+              <w:rPr>
+                <w:b/>
+              </w:rPr>
+              <w:t>Core.</w:t>
+            </w:r>
+            <w:r>
+              <w:t xml:space="preserve"> For p along the z axis, p=(0,0,p</w:t>
+            </w:r>
+            <w:r>
+              <w:rPr>
+                <w:vertAlign w:val="subscript"/>
+              </w:rPr>
+              <w:t>z</w:t>
+            </w:r>
+            <w:r>
+              <w:t>), compute σ·p=p</w:t>
+            </w:r>
+            <w:r>
+              <w:rPr>
+                <w:vertAlign w:val="subscript"/>
+              </w:rPr>
+              <w:t>z</w:t>
+            </w:r>
+            <w:r>
+              <w:t>σ</w:t>
+            </w:r>
+            <w:r>
+              <w:rPr>
+                <w:vertAlign w:val="subscript"/>
+              </w:rPr>
+              <w:t>z</w:t>
+            </w:r>
+            <w:r>
+              <w:t xml:space="preserve"> explicitly, and write out u(p) for χ=(1,0)ᵀ as an explicit four-component column vector in terms of p</w:t>
+            </w:r>
+            <w:r>
+              <w:rPr>
+                <w:vertAlign w:val="subscript"/>
+              </w:rPr>
+              <w:t>z</w:t>
+            </w:r>
+            <w:r>
+              <w:t>, E</w:t>
+            </w:r>
+            <w:r>
+              <w:rPr>
+                <w:vertAlign w:val="subscript"/>
+              </w:rPr>
+              <w:t>p</w:t>
+            </w:r>
+            <w:r>
+              <w:t>, and m.</w:t>
             </w:r>
           </w:p>
         </w:tc>
@@ -3637,7 +4880,13 @@
           </w:tcPr>
           <w:p>
             <w:r>
-              <w:t>Show that (σ·p)²=|p|²I₂ for any three-vector p, using the Pauli matrix identity σᵢσⱼ=δᵢⱼI+iεᵢⱼₖσₖ.</w:t>
+              <w:rPr>
+                <w:b/>
+              </w:rPr>
+              <w:t>Extension.</w:t>
+            </w:r>
+            <w:r>
+              <w:t xml:space="preserve"> Show that (σ·p)²=|p|²I₂ for any three-vector p, using the Pauli matrix identity σᵢσⱼ=δᵢⱼI+iεᵢⱼₖσₖ.</w:t>
             </w:r>
           </w:p>
         </w:tc>
@@ -3675,7 +4924,49 @@
           </w:tcPr>
           <w:p>
             <w:r>
-              <w:t>Verify the dispersion-relation consistency check of Section 6.2, E_p(E_p+m)=|p|²+m(E_p+m), algebraically reduces to E_p²=|p|²+m².</w:t>
+              <w:rPr>
+                <w:b/>
+              </w:rPr>
+              <w:t>Extension.</w:t>
+            </w:r>
+            <w:r>
+              <w:t xml:space="preserve"> Verify the dispersion-relation consistency check of Section 6.2, E</w:t>
+            </w:r>
+            <w:r>
+              <w:rPr>
+                <w:vertAlign w:val="subscript"/>
+              </w:rPr>
+              <w:t>p</w:t>
+            </w:r>
+            <w:r>
+              <w:t>(E</w:t>
+            </w:r>
+            <w:r>
+              <w:rPr>
+                <w:vertAlign w:val="subscript"/>
+              </w:rPr>
+              <w:t>p</w:t>
+            </w:r>
+            <w:r>
+              <w:t>+m)=|p|²+m(E</w:t>
+            </w:r>
+            <w:r>
+              <w:rPr>
+                <w:vertAlign w:val="subscript"/>
+              </w:rPr>
+              <w:t>p</w:t>
+            </w:r>
+            <w:r>
+              <w:t>+m), algebraically reduces to E</w:t>
+            </w:r>
+            <w:r>
+              <w:rPr>
+                <w:vertAlign w:val="subscript"/>
+              </w:rPr>
+              <w:t>p</w:t>
+            </w:r>
+            <w:r>
+              <w:t>²=|p|²+m².</w:t>
             </w:r>
           </w:p>
         </w:tc>
@@ -3711,7 +5002,13 @@
           </w:tcPr>
           <w:p>
             <w:r>
-              <w:t>Show that as p→0, v(p) of Section 6.3 reduces to the E=−m rest-frame solution of Section 5.2, by the same limiting argument as Worked example 5.</w:t>
+              <w:rPr>
+                <w:b/>
+              </w:rPr>
+              <w:t>Core.</w:t>
+            </w:r>
+            <w:r>
+              <w:t xml:space="preserve"> Show that as p→0, v(p) of Section 6.3 reduces to the E=−m rest-frame solution of Section 5.2, by the same limiting argument as Worked example 5.</w:t>
             </w:r>
           </w:p>
         </w:tc>
@@ -3749,7 +5046,31 @@
           </w:tcPr>
           <w:p>
             <w:r>
-              <w:t>Verify explicitly that ψ=u(p)e^(−ip·x) satisfies the Klein–Gordon equation (□+m²)ψ=0 component by component, using the plane-wave differentiation rules of Lesson 4, Section 6.2, and the dispersion relation E_p²=|p|²+m².</w:t>
+              <w:rPr>
+                <w:b/>
+              </w:rPr>
+              <w:t>Extension.</w:t>
+            </w:r>
+            <w:r>
+              <w:t xml:space="preserve"> Verify explicitly that ψ=u(p)e</w:t>
+            </w:r>
+            <w:r>
+              <w:rPr>
+                <w:vertAlign w:val="superscript"/>
+              </w:rPr>
+              <w:t>−ip·x</w:t>
+            </w:r>
+            <w:r>
+              <w:t xml:space="preserve"> satisfies the Klein–Gordon equation (□+m²)ψ=0 component by component, using the plane-wave differentiation rules of Lesson 4, Section 6.2, and the dispersion relation E</w:t>
+            </w:r>
+            <w:r>
+              <w:rPr>
+                <w:vertAlign w:val="subscript"/>
+              </w:rPr>
+              <w:t>p</w:t>
+            </w:r>
+            <w:r>
+              <w:t>²=|p|²+m².</w:t>
             </w:r>
           </w:p>
         </w:tc>
@@ -3785,7 +5106,40 @@
           </w:tcPr>
           <w:p>
             <w:r>
-              <w:t>Show that if u(p) satisfies E_pu=(α·p+βm)u, then u also satisfies the covariant equation (p̸−m)u=0, where p̸=γ^μp_μ, by converting the Hamiltonian-form equation to gamma-matrix form using the same manipulation as Section 3.1.</w:t>
+              <w:rPr>
+                <w:b/>
+              </w:rPr>
+              <w:t>Extension.</w:t>
+            </w:r>
+            <w:r>
+              <w:t xml:space="preserve"> Show that if u(p) satisfies E</w:t>
+            </w:r>
+            <w:r>
+              <w:rPr>
+                <w:vertAlign w:val="subscript"/>
+              </w:rPr>
+              <w:t>p</w:t>
+            </w:r>
+            <w:r>
+              <w:t>u=(α·p+βm)u, then u also satisfies the covariant equation (p̸−m)u=0, where p̸=γ</w:t>
+            </w:r>
+            <w:r>
+              <w:rPr>
+                <w:vertAlign w:val="superscript"/>
+              </w:rPr>
+              <w:t>μ</w:t>
+            </w:r>
+            <w:r>
+              <w:t>p</w:t>
+            </w:r>
+            <w:r>
+              <w:rPr>
+                <w:vertAlign w:val="subscript"/>
+              </w:rPr>
+              <w:t>μ</w:t>
+            </w:r>
+            <w:r>
+              <w:t>, by converting the Hamiltonian-form equation to gamma-matrix form using the same manipulation as Section 3.1.</w:t>
             </w:r>
           </w:p>
         </w:tc>
@@ -3823,7 +5177,22 @@
           </w:tcPr>
           <w:p>
             <w:r>
-              <w:t>Using the result of Exercise 13, verify (p̸−m)(p̸+m)u=0 reduces to (p²−m²)u=0 via the Clifford algebra, confirming p²=m² (the on-shell condition) is required, consistent with E_p²=|p|²+m².</w:t>
+              <w:rPr>
+                <w:b/>
+              </w:rPr>
+              <w:t>Extension.</w:t>
+            </w:r>
+            <w:r>
+              <w:t xml:space="preserve"> Using the result of Exercise 13, verify (p̸−m)(p̸+m)u=0 reduces to (p²−m²)u=0 via the Clifford algebra, confirming p²=m² (the on-shell condition) is required, consistent with E</w:t>
+            </w:r>
+            <w:r>
+              <w:rPr>
+                <w:vertAlign w:val="subscript"/>
+              </w:rPr>
+              <w:t>p</w:t>
+            </w:r>
+            <w:r>
+              <w:t>²=|p|²+m².</w:t>
             </w:r>
           </w:p>
         </w:tc>
@@ -3859,7 +5228,13 @@
           </w:tcPr>
           <w:p>
             <w:r>
-              <w:t>Explain, in your own words, why the appearance of both u(p) and v(p) in Sections 6.2 and 6.3 is the direct spinor-level manifestation of the two energy branches already found for the Klein–Gordon equation in Lesson 18, Section 2.1.</w:t>
+              <w:rPr>
+                <w:b/>
+              </w:rPr>
+              <w:t>Extension.</w:t>
+            </w:r>
+            <w:r>
+              <w:t xml:space="preserve"> Explain, in your own words, why the appearance of both u(p) and v(p) in Sections 6.2 and 6.3 is the direct spinor-level manifestation of the two energy branches already found for the Klein–Gordon equation in Lesson 18, Section 2.1.</w:t>
             </w:r>
           </w:p>
         </w:tc>
@@ -3897,7 +5272,13 @@
           </w:tcPr>
           <w:p>
             <w:r>
-              <w:t>Challenge: show that the two positive-energy spinors u(p) built from χ=(1,0)ᵀ and χ=(0,1)ᵀ are orthogonal, u†(p;χ₁)u(p;χ₂)=0 for χ₁≠χ₂ orthogonal two-spinors, by direct computation using the block form of Section 6.2 and the orthogonality χ₁†χ₂=0.</w:t>
+              <w:rPr>
+                <w:b/>
+              </w:rPr>
+              <w:t>Challenge.</w:t>
+            </w:r>
+            <w:r>
+              <w:t xml:space="preserve"> Show that the two positive-energy spinors u(p) built from χ=(1,0)ᵀ and χ=(0,1)ᵀ are orthogonal, u†(p;χ₁)u(p;χ₂)=0 for χ₁≠χ₂ orthogonal two-spinors, by direct computation using the block form of Section 6.2 and the orthogonality χ₁†χ₂=0.</w:t>
             </w:r>
           </w:p>
         </w:tc>
@@ -3914,6 +5295,14 @@
     <w:p>
       <w:r>
         <w:rPr>
+          <w:i/>
+        </w:rPr>
+        <w:t>Attempt each exercise before reading its solution. If you are stuck, read only the first sentence of the solution, then try again.</w:t>
+      </w:r>
+    </w:p>
+    <w:p>
+      <w:r>
+        <w:rPr>
           <w:b/>
         </w:rPr>
         <w:t>1.</w:t>
@@ -3950,7 +5339,34 @@
         <w:t xml:space="preserve"> </w:t>
       </w:r>
       <w:r>
-        <w:t>γ² = βαᵧ = [[I₂,0],[0,−I₂]][[0,σᵧ],[σᵧ,0]] = [[0,σᵧ],[−σᵧ,0]]. γ³ = βα_z = [[0,σ_z],[−σ_z,0]], by the identical pattern.</w:t>
+        <w:t>γ² = βαᵧ = [[I₂,0],[0,−I₂]][[0,σᵧ],[σᵧ,0]] = [[0,σᵧ],[−σᵧ,0]]. γ³ = βα</w:t>
+      </w:r>
+      <w:r>
+        <w:rPr>
+          <w:vertAlign w:val="subscript"/>
+        </w:rPr>
+        <w:t>z</w:t>
+      </w:r>
+      <w:r>
+        <w:t xml:space="preserve"> = [[0,σ</w:t>
+      </w:r>
+      <w:r>
+        <w:rPr>
+          <w:vertAlign w:val="subscript"/>
+        </w:rPr>
+        <w:t>z</w:t>
+      </w:r>
+      <w:r>
+        <w:t>],[−σ</w:t>
+      </w:r>
+      <w:r>
+        <w:rPr>
+          <w:vertAlign w:val="subscript"/>
+        </w:rPr>
+        <w:t>z</w:t>
+      </w:r>
+      <w:r>
+        <w:t>,0]], by the identical pattern.</w:t>
       </w:r>
     </w:p>
     <w:p>
@@ -3978,7 +5394,34 @@
         <w:t xml:space="preserve"> </w:t>
       </w:r>
       <w:r>
-        <w:t>Setting μ=ν=0 in {γ^μ,γ^ν}=2g^μν gives 2(γ⁰)²=2g⁰⁰=2(1), so (γ⁰)²=I. Setting μ=ν=i (i=1,2,3) gives 2(γⁱ)²=2gⁱⁱ=2(−1), so (γⁱ)²=−I.</w:t>
+        <w:t>Setting μ=ν=0 in {γ</w:t>
+      </w:r>
+      <w:r>
+        <w:rPr>
+          <w:vertAlign w:val="superscript"/>
+        </w:rPr>
+        <w:t>μ</w:t>
+      </w:r>
+      <w:r>
+        <w:t>,γ</w:t>
+      </w:r>
+      <w:r>
+        <w:rPr>
+          <w:vertAlign w:val="superscript"/>
+        </w:rPr>
+        <w:t>ν</w:t>
+      </w:r>
+      <w:r>
+        <w:t>}=2g</w:t>
+      </w:r>
+      <w:r>
+        <w:rPr>
+          <w:vertAlign w:val="superscript"/>
+        </w:rPr>
+        <w:t>μν</w:t>
+      </w:r>
+      <w:r>
+        <w:t xml:space="preserve"> gives 2(γ⁰)²=2g⁰⁰=2(1), so (γ⁰)²=I. Setting μ=ν=i (i=1,2,3) gives 2(γⁱ)²=2gⁱⁱ=2(−1), so (γⁱ)²=−I.</w:t>
       </w:r>
     </w:p>
     <w:p>
@@ -4006,7 +5449,196 @@
         <w:t xml:space="preserve"> </w:t>
       </w:r>
       <w:r>
-        <w:t>From Worked example 6, u†u = N²[1+|p|²/(E_p+m)²]. Using |p|²=(E_p−m)(E_p+m), the bracket is [(E_p+m)²+(E_p−m)(E_p+m)]/(E_p+m)² = (E_p+m)[(E_p+m)+(E_p−m)]/(E_p+m)² = (E_p+m)(2E_p)/(E_p+m)² = 2E_p/(E_p+m). Setting N²(2E_p/(E_p+m)) = 2E_p gives N²=E_p+m, so N=√(E_p+m).</w:t>
+        <w:t>From Worked example 6, u†u = N²[1+|p|²/(E</w:t>
+      </w:r>
+      <w:r>
+        <w:rPr>
+          <w:vertAlign w:val="subscript"/>
+        </w:rPr>
+        <w:t>p</w:t>
+      </w:r>
+      <w:r>
+        <w:t>+m)²]. Using |p|²=(E</w:t>
+      </w:r>
+      <w:r>
+        <w:rPr>
+          <w:vertAlign w:val="subscript"/>
+        </w:rPr>
+        <w:t>p</w:t>
+      </w:r>
+      <w:r>
+        <w:t>−m)(E</w:t>
+      </w:r>
+      <w:r>
+        <w:rPr>
+          <w:vertAlign w:val="subscript"/>
+        </w:rPr>
+        <w:t>p</w:t>
+      </w:r>
+      <w:r>
+        <w:t>+m), the bracket is [(E</w:t>
+      </w:r>
+      <w:r>
+        <w:rPr>
+          <w:vertAlign w:val="subscript"/>
+        </w:rPr>
+        <w:t>p</w:t>
+      </w:r>
+      <w:r>
+        <w:t>+m)²+(E</w:t>
+      </w:r>
+      <w:r>
+        <w:rPr>
+          <w:vertAlign w:val="subscript"/>
+        </w:rPr>
+        <w:t>p</w:t>
+      </w:r>
+      <w:r>
+        <w:t>−m)(E</w:t>
+      </w:r>
+      <w:r>
+        <w:rPr>
+          <w:vertAlign w:val="subscript"/>
+        </w:rPr>
+        <w:t>p</w:t>
+      </w:r>
+      <w:r>
+        <w:t>+m)]/(E</w:t>
+      </w:r>
+      <w:r>
+        <w:rPr>
+          <w:vertAlign w:val="subscript"/>
+        </w:rPr>
+        <w:t>p</w:t>
+      </w:r>
+      <w:r>
+        <w:t>+m)² = (E</w:t>
+      </w:r>
+      <w:r>
+        <w:rPr>
+          <w:vertAlign w:val="subscript"/>
+        </w:rPr>
+        <w:t>p</w:t>
+      </w:r>
+      <w:r>
+        <w:t>+m)[(E</w:t>
+      </w:r>
+      <w:r>
+        <w:rPr>
+          <w:vertAlign w:val="subscript"/>
+        </w:rPr>
+        <w:t>p</w:t>
+      </w:r>
+      <w:r>
+        <w:t>+m)+(E</w:t>
+      </w:r>
+      <w:r>
+        <w:rPr>
+          <w:vertAlign w:val="subscript"/>
+        </w:rPr>
+        <w:t>p</w:t>
+      </w:r>
+      <w:r>
+        <w:t>−m)]/(E</w:t>
+      </w:r>
+      <w:r>
+        <w:rPr>
+          <w:vertAlign w:val="subscript"/>
+        </w:rPr>
+        <w:t>p</w:t>
+      </w:r>
+      <w:r>
+        <w:t>+m)² = (E</w:t>
+      </w:r>
+      <w:r>
+        <w:rPr>
+          <w:vertAlign w:val="subscript"/>
+        </w:rPr>
+        <w:t>p</w:t>
+      </w:r>
+      <w:r>
+        <w:t>+m)(2E</w:t>
+      </w:r>
+      <w:r>
+        <w:rPr>
+          <w:vertAlign w:val="subscript"/>
+        </w:rPr>
+        <w:t>p</w:t>
+      </w:r>
+      <w:r>
+        <w:t>)/(E</w:t>
+      </w:r>
+      <w:r>
+        <w:rPr>
+          <w:vertAlign w:val="subscript"/>
+        </w:rPr>
+        <w:t>p</w:t>
+      </w:r>
+      <w:r>
+        <w:t>+m)² = 2E</w:t>
+      </w:r>
+      <w:r>
+        <w:rPr>
+          <w:vertAlign w:val="subscript"/>
+        </w:rPr>
+        <w:t>p</w:t>
+      </w:r>
+      <w:r>
+        <w:t>/(E</w:t>
+      </w:r>
+      <w:r>
+        <w:rPr>
+          <w:vertAlign w:val="subscript"/>
+        </w:rPr>
+        <w:t>p</w:t>
+      </w:r>
+      <w:r>
+        <w:t>+m). Setting N²(2E</w:t>
+      </w:r>
+      <w:r>
+        <w:rPr>
+          <w:vertAlign w:val="subscript"/>
+        </w:rPr>
+        <w:t>p</w:t>
+      </w:r>
+      <w:r>
+        <w:t>/(E</w:t>
+      </w:r>
+      <w:r>
+        <w:rPr>
+          <w:vertAlign w:val="subscript"/>
+        </w:rPr>
+        <w:t>p</w:t>
+      </w:r>
+      <w:r>
+        <w:t>+m)) = 2E</w:t>
+      </w:r>
+      <w:r>
+        <w:rPr>
+          <w:vertAlign w:val="subscript"/>
+        </w:rPr>
+        <w:t>p</w:t>
+      </w:r>
+      <w:r>
+        <w:t xml:space="preserve"> gives N²=E</w:t>
+      </w:r>
+      <w:r>
+        <w:rPr>
+          <w:vertAlign w:val="subscript"/>
+        </w:rPr>
+        <w:t>p</w:t>
+      </w:r>
+      <w:r>
+        <w:t>+m, so N=√(E</w:t>
+      </w:r>
+      <w:r>
+        <w:rPr>
+          <w:vertAlign w:val="subscript"/>
+        </w:rPr>
+        <w:t>p</w:t>
+      </w:r>
+      <w:r>
+        <w:t>+m).</w:t>
       </w:r>
     </w:p>
     <w:p>
@@ -4020,7 +5652,88 @@
         <w:t xml:space="preserve"> </w:t>
       </w:r>
       <w:r>
-        <w:t>σ·p = p_zσ_z = p_z[[1,0],[0,−1]] = [[p_z,0],[0,−p_z]]. Acting on χ=(1,0)ᵀ gives (σ·p)χ = (p_z,0)ᵀ. So u(p) = √(E_p+m) (1, 0, p_z/(E_p+m), 0)ᵀ.</w:t>
+        <w:t>σ·p = p</w:t>
+      </w:r>
+      <w:r>
+        <w:rPr>
+          <w:vertAlign w:val="subscript"/>
+        </w:rPr>
+        <w:t>z</w:t>
+      </w:r>
+      <w:r>
+        <w:t>σ</w:t>
+      </w:r>
+      <w:r>
+        <w:rPr>
+          <w:vertAlign w:val="subscript"/>
+        </w:rPr>
+        <w:t>z</w:t>
+      </w:r>
+      <w:r>
+        <w:t xml:space="preserve"> = p</w:t>
+      </w:r>
+      <w:r>
+        <w:rPr>
+          <w:vertAlign w:val="subscript"/>
+        </w:rPr>
+        <w:t>z</w:t>
+      </w:r>
+      <w:r>
+        <w:t>[[1,0],[0,−1]] = [[p</w:t>
+      </w:r>
+      <w:r>
+        <w:rPr>
+          <w:vertAlign w:val="subscript"/>
+        </w:rPr>
+        <w:t>z</w:t>
+      </w:r>
+      <w:r>
+        <w:t>,0],[0,−p</w:t>
+      </w:r>
+      <w:r>
+        <w:rPr>
+          <w:vertAlign w:val="subscript"/>
+        </w:rPr>
+        <w:t>z</w:t>
+      </w:r>
+      <w:r>
+        <w:t>]]. Acting on χ=(1,0)ᵀ gives (σ·p)χ = (p</w:t>
+      </w:r>
+      <w:r>
+        <w:rPr>
+          <w:vertAlign w:val="subscript"/>
+        </w:rPr>
+        <w:t>z</w:t>
+      </w:r>
+      <w:r>
+        <w:t>,0)ᵀ. So u(p) = √(E</w:t>
+      </w:r>
+      <w:r>
+        <w:rPr>
+          <w:vertAlign w:val="subscript"/>
+        </w:rPr>
+        <w:t>p</w:t>
+      </w:r>
+      <w:r>
+        <w:t>+m) (1, 0, p</w:t>
+      </w:r>
+      <w:r>
+        <w:rPr>
+          <w:vertAlign w:val="subscript"/>
+        </w:rPr>
+        <w:t>z</w:t>
+      </w:r>
+      <w:r>
+        <w:t>/(E</w:t>
+      </w:r>
+      <w:r>
+        <w:rPr>
+          <w:vertAlign w:val="subscript"/>
+        </w:rPr>
+        <w:t>p</w:t>
+      </w:r>
+      <w:r>
+        <w:t>+m), 0)ᵀ.</w:t>
       </w:r>
     </w:p>
     <w:p>
@@ -4048,7 +5761,79 @@
         <w:t xml:space="preserve"> </w:t>
       </w:r>
       <w:r>
-        <w:t>E_p(E_p+m) = E_p²+E_pm. Setting this equal to |p|²+m(E_p+m) = |p|²+mE_p+m² and canceling the common mE_p term from both sides gives E_p²=|p|²+m², the correct dispersion relation.</w:t>
+        <w:t>E</w:t>
+      </w:r>
+      <w:r>
+        <w:rPr>
+          <w:vertAlign w:val="subscript"/>
+        </w:rPr>
+        <w:t>p</w:t>
+      </w:r>
+      <w:r>
+        <w:t>(E</w:t>
+      </w:r>
+      <w:r>
+        <w:rPr>
+          <w:vertAlign w:val="subscript"/>
+        </w:rPr>
+        <w:t>p</w:t>
+      </w:r>
+      <w:r>
+        <w:t>+m) = E</w:t>
+      </w:r>
+      <w:r>
+        <w:rPr>
+          <w:vertAlign w:val="subscript"/>
+        </w:rPr>
+        <w:t>p</w:t>
+      </w:r>
+      <w:r>
+        <w:t>²+E</w:t>
+      </w:r>
+      <w:r>
+        <w:rPr>
+          <w:vertAlign w:val="subscript"/>
+        </w:rPr>
+        <w:t>p</w:t>
+      </w:r>
+      <w:r>
+        <w:t>m. Setting this equal to |p|²+m(E</w:t>
+      </w:r>
+      <w:r>
+        <w:rPr>
+          <w:vertAlign w:val="subscript"/>
+        </w:rPr>
+        <w:t>p</w:t>
+      </w:r>
+      <w:r>
+        <w:t>+m) = |p|²+mE</w:t>
+      </w:r>
+      <w:r>
+        <w:rPr>
+          <w:vertAlign w:val="subscript"/>
+        </w:rPr>
+        <w:t>p</w:t>
+      </w:r>
+      <w:r>
+        <w:t>+m² and canceling the common mE</w:t>
+      </w:r>
+      <w:r>
+        <w:rPr>
+          <w:vertAlign w:val="subscript"/>
+        </w:rPr>
+        <w:t>p</w:t>
+      </w:r>
+      <w:r>
+        <w:t xml:space="preserve"> term from both sides gives E</w:t>
+      </w:r>
+      <w:r>
+        <w:rPr>
+          <w:vertAlign w:val="subscript"/>
+        </w:rPr>
+        <w:t>p</w:t>
+      </w:r>
+      <w:r>
+        <w:t>²=|p|²+m², the correct dispersion relation.</w:t>
       </w:r>
     </w:p>
     <w:p>
@@ -4062,7 +5847,34 @@
         <w:t xml:space="preserve"> </w:t>
       </w:r>
       <w:r>
-        <w:t>As p→0, the upper block (σ·p)/(E_p+m)χ → 0 in v(p)=N((σ·p)/(E_p+m)χ,χ)ᵀ, leaving v(0)=N(0,χ)ᵀ, exactly the E=−m rest-frame solution of Section 5.2 with u_B=χ.</w:t>
+        <w:t>As p→0, the upper block (σ·p)/(E</w:t>
+      </w:r>
+      <w:r>
+        <w:rPr>
+          <w:vertAlign w:val="subscript"/>
+        </w:rPr>
+        <w:t>p</w:t>
+      </w:r>
+      <w:r>
+        <w:t>+m)χ → 0 in v(p)=N((σ·p)/(E</w:t>
+      </w:r>
+      <w:r>
+        <w:rPr>
+          <w:vertAlign w:val="subscript"/>
+        </w:rPr>
+        <w:t>p</w:t>
+      </w:r>
+      <w:r>
+        <w:t>+m)χ,χ)ᵀ, leaving v(0)=N(0,χ)ᵀ, exactly the E=−m rest-frame solution of Section 5.2 with u</w:t>
+      </w:r>
+      <w:r>
+        <w:rPr>
+          <w:vertAlign w:val="subscript"/>
+        </w:rPr>
+        <w:t>B</w:t>
+      </w:r>
+      <w:r>
+        <w:t>=χ.</w:t>
       </w:r>
     </w:p>
     <w:p>
@@ -4076,7 +5888,61 @@
         <w:t xml:space="preserve"> </w:t>
       </w:r>
       <w:r>
-        <w:t>Since u(p) is a constant spinor (independent of x), ψ=u(p)e^(−ip·x) has □ψ = (∂_t²−∇²)ψ = (−E_p²+|p|²)ψ (each time derivative brings −iE_p, each space derivative brings ip, as in Lesson 4, Section 6.2), so (□+m²)ψ = (−E_p²+|p|²+m²)ψ = 0 exactly when E_p²=|p|²+m², which holds by construction, confirming the Klein–Gordon equation is satisfied component by component (since u(p) multiplies the same scalar exponential in every component).</w:t>
+        <w:t>Since u(p) is a constant spinor (independent of x), ψ=u(p)e</w:t>
+      </w:r>
+      <w:r>
+        <w:rPr>
+          <w:vertAlign w:val="superscript"/>
+        </w:rPr>
+        <w:t>−ip·x</w:t>
+      </w:r>
+      <w:r>
+        <w:t xml:space="preserve"> has □ψ = (∂</w:t>
+      </w:r>
+      <w:r>
+        <w:rPr>
+          <w:vertAlign w:val="subscript"/>
+        </w:rPr>
+        <w:t>t</w:t>
+      </w:r>
+      <w:r>
+        <w:t>²−∇²)ψ = (−E</w:t>
+      </w:r>
+      <w:r>
+        <w:rPr>
+          <w:vertAlign w:val="subscript"/>
+        </w:rPr>
+        <w:t>p</w:t>
+      </w:r>
+      <w:r>
+        <w:t>²+|p|²)ψ (each time derivative brings −iE</w:t>
+      </w:r>
+      <w:r>
+        <w:rPr>
+          <w:vertAlign w:val="subscript"/>
+        </w:rPr>
+        <w:t>p</w:t>
+      </w:r>
+      <w:r>
+        <w:t>, each space derivative brings ip, as in Lesson 4, Section 6.2), so (□+m²)ψ = (−E</w:t>
+      </w:r>
+      <w:r>
+        <w:rPr>
+          <w:vertAlign w:val="subscript"/>
+        </w:rPr>
+        <w:t>p</w:t>
+      </w:r>
+      <w:r>
+        <w:t>²+|p|²+m²)ψ = 0 exactly when E</w:t>
+      </w:r>
+      <w:r>
+        <w:rPr>
+          <w:vertAlign w:val="subscript"/>
+        </w:rPr>
+        <w:t>p</w:t>
+      </w:r>
+      <w:r>
+        <w:t>²=|p|²+m², which holds by construction, confirming the Klein–Gordon equation is satisfied component by component (since u(p) multiplies the same scalar exponential in every component).</w:t>
       </w:r>
     </w:p>
     <w:p>
@@ -4090,7 +5956,52 @@
         <w:t xml:space="preserve"> </w:t>
       </w:r>
       <w:r>
-        <w:t>Multiplying Eu=(α·p+βm)u by γ⁰=β on the left and using βα·p=γ·p (with γ=(γ¹,γ²,γ³)) and β²=I: βEu = γ·p u + mu, that is, Eγ⁰u−γ·pu = mu, or (Eγ⁰−γ·p)u=mu. Since p^μ=(E,p) and p_μ=(E,−p) (Lesson 4), p̸=γ^μp_μ=γ⁰E−γ·p (using γⁱp_i=−γⁱpᵢ from lowering the spatial index), so this is exactly p̸u=mu, that is (p̸−m)u=0.</w:t>
+        <w:t>Multiplying Eu=(α·p+βm)u by γ⁰=β on the left and using βα·p=γ·p (with γ=(γ¹,γ²,γ³)) and β²=I: βEu = γ·p u + mu, that is, Eγ⁰u−γ·pu = mu, or (Eγ⁰−γ·p)u=mu. Since p</w:t>
+      </w:r>
+      <w:r>
+        <w:rPr>
+          <w:vertAlign w:val="superscript"/>
+        </w:rPr>
+        <w:t>μ</w:t>
+      </w:r>
+      <w:r>
+        <w:t>=(E,p) and p</w:t>
+      </w:r>
+      <w:r>
+        <w:rPr>
+          <w:vertAlign w:val="subscript"/>
+        </w:rPr>
+        <w:t>μ</w:t>
+      </w:r>
+      <w:r>
+        <w:t>=(E,−p) (Lesson 4), p̸=γ</w:t>
+      </w:r>
+      <w:r>
+        <w:rPr>
+          <w:vertAlign w:val="superscript"/>
+        </w:rPr>
+        <w:t>μ</w:t>
+      </w:r>
+      <w:r>
+        <w:t>p</w:t>
+      </w:r>
+      <w:r>
+        <w:rPr>
+          <w:vertAlign w:val="subscript"/>
+        </w:rPr>
+        <w:t>μ</w:t>
+      </w:r>
+      <w:r>
+        <w:t>=γ⁰E−γ·p (using γⁱp</w:t>
+      </w:r>
+      <w:r>
+        <w:rPr>
+          <w:vertAlign w:val="subscript"/>
+        </w:rPr>
+        <w:t>i</w:t>
+      </w:r>
+      <w:r>
+        <w:t>=−γⁱpᵢ from lowering the spatial index), so this is exactly p̸u=mu, that is (p̸−m)u=0.</w:t>
       </w:r>
     </w:p>
     <w:p>
@@ -4104,7 +6015,151 @@
         <w:t xml:space="preserve"> </w:t>
       </w:r>
       <w:r>
-        <w:t>(p̸+m)(p̸−m)u = (p̸²−m²)u. Using p̸²=γ^μγ^νp_μp_ν = (1/2){γ^μ,γ^ν}p_μp_ν = g^μνp_μp_ν I = p² I (the symmetric-part argument of Section 4.1, applied to p_μp_ν in place of ∂_μ∂_ν), this becomes (p²−m²)u=0, so p²=m² is required for a nonzero solution u, exactly the on-shell condition p·p=E_p²−|p|²=m² of Lesson 4.</w:t>
+        <w:t>(p̸+m)(p̸−m)u = (p̸²−m²)u. Using p̸²=γ</w:t>
+      </w:r>
+      <w:r>
+        <w:rPr>
+          <w:vertAlign w:val="superscript"/>
+        </w:rPr>
+        <w:t>μ</w:t>
+      </w:r>
+      <w:r>
+        <w:t>γ</w:t>
+      </w:r>
+      <w:r>
+        <w:rPr>
+          <w:vertAlign w:val="superscript"/>
+        </w:rPr>
+        <w:t>ν</w:t>
+      </w:r>
+      <w:r>
+        <w:t>p</w:t>
+      </w:r>
+      <w:r>
+        <w:rPr>
+          <w:vertAlign w:val="subscript"/>
+        </w:rPr>
+        <w:t>μ</w:t>
+      </w:r>
+      <w:r>
+        <w:t>p</w:t>
+      </w:r>
+      <w:r>
+        <w:rPr>
+          <w:vertAlign w:val="subscript"/>
+        </w:rPr>
+        <w:t>ν</w:t>
+      </w:r>
+      <w:r>
+        <w:t xml:space="preserve"> = (1/2){γ</w:t>
+      </w:r>
+      <w:r>
+        <w:rPr>
+          <w:vertAlign w:val="superscript"/>
+        </w:rPr>
+        <w:t>μ</w:t>
+      </w:r>
+      <w:r>
+        <w:t>,γ</w:t>
+      </w:r>
+      <w:r>
+        <w:rPr>
+          <w:vertAlign w:val="superscript"/>
+        </w:rPr>
+        <w:t>ν</w:t>
+      </w:r>
+      <w:r>
+        <w:t>}p</w:t>
+      </w:r>
+      <w:r>
+        <w:rPr>
+          <w:vertAlign w:val="subscript"/>
+        </w:rPr>
+        <w:t>μ</w:t>
+      </w:r>
+      <w:r>
+        <w:t>p</w:t>
+      </w:r>
+      <w:r>
+        <w:rPr>
+          <w:vertAlign w:val="subscript"/>
+        </w:rPr>
+        <w:t>ν</w:t>
+      </w:r>
+      <w:r>
+        <w:t xml:space="preserve"> = g</w:t>
+      </w:r>
+      <w:r>
+        <w:rPr>
+          <w:vertAlign w:val="superscript"/>
+        </w:rPr>
+        <w:t>μν</w:t>
+      </w:r>
+      <w:r>
+        <w:t>p</w:t>
+      </w:r>
+      <w:r>
+        <w:rPr>
+          <w:vertAlign w:val="subscript"/>
+        </w:rPr>
+        <w:t>μ</w:t>
+      </w:r>
+      <w:r>
+        <w:t>p</w:t>
+      </w:r>
+      <w:r>
+        <w:rPr>
+          <w:vertAlign w:val="subscript"/>
+        </w:rPr>
+        <w:t>ν</w:t>
+      </w:r>
+      <w:r>
+        <w:t xml:space="preserve"> I = p² I (the symmetric-part argument of Section 4.1, applied to p</w:t>
+      </w:r>
+      <w:r>
+        <w:rPr>
+          <w:vertAlign w:val="subscript"/>
+        </w:rPr>
+        <w:t>μ</w:t>
+      </w:r>
+      <w:r>
+        <w:t>p</w:t>
+      </w:r>
+      <w:r>
+        <w:rPr>
+          <w:vertAlign w:val="subscript"/>
+        </w:rPr>
+        <w:t>ν</w:t>
+      </w:r>
+      <w:r>
+        <w:t xml:space="preserve"> in place of ∂</w:t>
+      </w:r>
+      <w:r>
+        <w:rPr>
+          <w:vertAlign w:val="subscript"/>
+        </w:rPr>
+        <w:t>μ</w:t>
+      </w:r>
+      <w:r>
+        <w:t>∂</w:t>
+      </w:r>
+      <w:r>
+        <w:rPr>
+          <w:vertAlign w:val="subscript"/>
+        </w:rPr>
+        <w:t>ν</w:t>
+      </w:r>
+      <w:r>
+        <w:t>), this becomes (p²−m²)u=0, so p²=m² is required for a nonzero solution u, exactly the on-shell condition p·p=E</w:t>
+      </w:r>
+      <w:r>
+        <w:rPr>
+          <w:vertAlign w:val="subscript"/>
+        </w:rPr>
+        <w:t>p</w:t>
+      </w:r>
+      <w:r>
+        <w:t>²−|p|²=m² of Lesson 4.</w:t>
       </w:r>
     </w:p>
     <w:p>
@@ -4118,7 +6173,25 @@
         <w:t xml:space="preserve"> </w:t>
       </w:r>
       <w:r>
-        <w:t>In Lesson 18, the Klein–Gordon equation, second order in time, admitted both E=+E_p and E=−E_p plane-wave solutions for every p, and no additional structure distinguished them beyond their overall sign of energy. Here, the same two branches reappear, but each is now dressed with a specific spinor structure, u(p) for the positive branch and v(p) for the negative branch, reflecting that the underlying scalar equation each component satisfies (Section 4.1) still has the same two-branch dispersion relation; the Dirac equation has not removed the negative-energy branch, only clothed it in additional spin structure, exactly the question Lesson 19, Section 6.2, left open.</w:t>
+        <w:t>In Lesson 18, the Klein–Gordon equation, second order in time, admitted both E=+E</w:t>
+      </w:r>
+      <w:r>
+        <w:rPr>
+          <w:vertAlign w:val="subscript"/>
+        </w:rPr>
+        <w:t>p</w:t>
+      </w:r>
+      <w:r>
+        <w:t xml:space="preserve"> and E=−E</w:t>
+      </w:r>
+      <w:r>
+        <w:rPr>
+          <w:vertAlign w:val="subscript"/>
+        </w:rPr>
+        <w:t>p</w:t>
+      </w:r>
+      <w:r>
+        <w:t xml:space="preserve"> plane-wave solutions for every p, and no additional structure distinguished them beyond their overall sign of energy. Here, the same two branches reappear, but each is now dressed with a specific spinor structure, u(p) for the positive branch and v(p) for the negative branch, reflecting that the underlying scalar equation each component satisfies (Section 4.1) still has the same two-branch dispersion relation; the Dirac equation has not removed the negative-energy branch, only clothed it in additional spin structure, exactly the question Lesson 19, Section 6.2, left open.</w:t>
       </w:r>
     </w:p>
     <w:p>
@@ -4132,7 +6205,34 @@
         <w:t xml:space="preserve"> </w:t>
       </w:r>
       <w:r>
-        <w:t>u(p;χ₁)†u(p;χ₂) = N²[χ₁†χ₂ + χ₁†(σ·p)†(σ·p)/(E_p+m)² χ₂] = N²[χ₁†χ₂ + χ₁†(σ·p)²/(E_p+m)²χ₂] (using (σ·p)†=σ·p, Hermiticity of the Pauli matrices) = N²[1+|p|²/(E_p+m)²]χ₁†χ₂ (using (σ·p)²=|p|²I from Exercise 9), which vanishes whenever χ₁†χ₂=0, confirming orthogonality of the two spin states carries over directly to the moving-particle spinors.</w:t>
+        <w:t>u(p;χ₁)†u(p;χ₂) = N²[χ₁†χ₂ + χ₁†(σ·p)†(σ·p)/(E</w:t>
+      </w:r>
+      <w:r>
+        <w:rPr>
+          <w:vertAlign w:val="subscript"/>
+        </w:rPr>
+        <w:t>p</w:t>
+      </w:r>
+      <w:r>
+        <w:t>+m)² χ₂] = N²[χ₁†χ₂ + χ₁†(σ·p)²/(E</w:t>
+      </w:r>
+      <w:r>
+        <w:rPr>
+          <w:vertAlign w:val="subscript"/>
+        </w:rPr>
+        <w:t>p</w:t>
+      </w:r>
+      <w:r>
+        <w:t>+m)²χ₂] (using (σ·p)†=σ·p, Hermiticity of the Pauli matrices) = N²[1+|p|²/(E</w:t>
+      </w:r>
+      <w:r>
+        <w:rPr>
+          <w:vertAlign w:val="subscript"/>
+        </w:rPr>
+        <w:t>p</w:t>
+      </w:r>
+      <w:r>
+        <w:t>+m)²]χ₁†χ₂ (using (σ·p)²=|p|²I from Exercise 9), which vanishes whenever χ₁†χ₂=0, confirming orthogonality of the two spin states carries over directly to the moving-particle spinors.</w:t>
       </w:r>
     </w:p>
     <w:p>
@@ -4140,71 +6240,12 @@
         <w:pStyle w:val="Heading2"/>
       </w:pPr>
       <w:r>
-        <w:t>Mastery checklist</w:t>
+        <w:t>Mastery check</w:t>
       </w:r>
     </w:p>
     <w:p>
-      <w:pPr>
-        <w:pStyle w:val="ListBullet"/>
-      </w:pPr>
-      <w:r>
-        <w:t>I can write the Dirac equation in Hamiltonian form and state the algebra its coefficients must satisfy.</w:t>
-      </w:r>
-    </w:p>
-    <w:p>
-      <w:pPr>
-        <w:pStyle w:val="ListBullet"/>
-      </w:pPr>
-      <w:r>
-        <w:t>I can write the Dirac representation of α and β explicitly and verify at least one anticommutation relation by direct block multiplication.</w:t>
-      </w:r>
-    </w:p>
-    <w:p>
-      <w:pPr>
-        <w:pStyle w:val="ListBullet"/>
-      </w:pPr>
-      <w:r>
-        <w:t>I can define the gamma matrices from α and β and state the Clifford algebra {γ^μ,γ^ν}=2g^μν.</w:t>
-      </w:r>
-    </w:p>
-    <w:p>
-      <w:pPr>
-        <w:pStyle w:val="ListBullet"/>
-      </w:pPr>
-      <w:r>
-        <w:t>I can show, using only the Clifford algebra, that the Dirac equation squares to the Klein–Gordon equation.</w:t>
-      </w:r>
-    </w:p>
-    <w:p>
-      <w:pPr>
-        <w:pStyle w:val="ListBullet"/>
-      </w:pPr>
-      <w:r>
-        <w:t>I can find all four rest-frame solutions of the Dirac equation and identify their energy and spin labels.</w:t>
-      </w:r>
-    </w:p>
-    <w:p>
-      <w:pPr>
-        <w:pStyle w:val="ListBullet"/>
-      </w:pPr>
-      <w:r>
-        <w:t>I can derive the block equations for general momentum and write down u(p) and v(p) explicitly.</w:t>
-      </w:r>
-    </w:p>
-    <w:p>
-      <w:pPr>
-        <w:pStyle w:val="ListBullet"/>
-      </w:pPr>
-      <w:r>
-        <w:t>I can compute u†(p)u(p) and state the standard covariant normalization convention.</w:t>
-      </w:r>
-    </w:p>
-    <w:p>
-      <w:pPr>
-        <w:pStyle w:val="ListBullet"/>
-      </w:pPr>
-      <w:r>
-        <w:t>I can list the three questions this lesson deliberately leaves open and name the lesson where each is resolved.</w:t>
+      <w:r>
+        <w:t>Before moving on, do the Core exercises without looking at the solutions and state this lesson's main result from memory. If both go smoothly, continue; if not, reread the sections the missed exercises cite.</w:t>
       </w:r>
     </w:p>
     <w:p>
@@ -4217,7 +6258,34 @@
     </w:p>
     <w:p>
       <w:r>
-        <w:t>Lesson 21 studies the gamma matrices in their own right: the Clifford algebra {γ^μ,γ^ν}=2g^μν, index-raised and covariant manipulations, traces, and the matrix γ⁵ needed for parity and chirality later in the course.</w:t>
+        <w:t>Lesson 21 studies the gamma matrices in their own right: the Clifford algebra {γ</w:t>
+      </w:r>
+      <w:r>
+        <w:rPr>
+          <w:vertAlign w:val="superscript"/>
+        </w:rPr>
+        <w:t>μ</w:t>
+      </w:r>
+      <w:r>
+        <w:t>,γ</w:t>
+      </w:r>
+      <w:r>
+        <w:rPr>
+          <w:vertAlign w:val="superscript"/>
+        </w:rPr>
+        <w:t>ν</w:t>
+      </w:r>
+      <w:r>
+        <w:t>}=2g</w:t>
+      </w:r>
+      <w:r>
+        <w:rPr>
+          <w:vertAlign w:val="superscript"/>
+        </w:rPr>
+        <w:t>μν</w:t>
+      </w:r>
+      <w:r>
+        <w:t>, index-raised and covariant manipulations, traces, and the matrix γ⁵ needed for parity and chirality later in the course.</w:t>
       </w:r>
     </w:p>
     <w:sectPr>
@@ -4256,7 +6324,7 @@
         <w:color w:val="5A5A5A"/>
         <w:sz w:val="16"/>
       </w:rPr>
-      <w:t>QED Course   Lesson 20</w:t>
+      <w:t>A QED Course   Lesson 20</w:t>
     </w:r>
   </w:p>
 </w:hdr>
